--- a/CalendarioAgo26/Actividades/A1_VLSM/Act1_VLSM_v2_Solucion.docx
+++ b/CalendarioAgo26/Actividades/A1_VLSM/Act1_VLSM_v2_Solucion.docx
@@ -1,10 +1,10 @@
 
 <file path=word/document.xml><?xml version="1.0" encoding="utf-8"?>
-<w:document xmlns:wpc="http://schemas.microsoft.com/office/word/2010/wordprocessingCanvas" xmlns:cx="http://schemas.microsoft.com/office/drawing/2014/chartex" xmlns:cx1="http://schemas.microsoft.com/office/drawing/2015/9/8/chartex" xmlns:cx2="http://schemas.microsoft.com/office/drawing/2015/10/21/chartex" xmlns:cx3="http://schemas.microsoft.com/office/drawing/2016/5/9/chartex" xmlns:cx4="http://schemas.microsoft.com/office/drawing/2016/5/10/chartex" xmlns:cx5="http://schemas.microsoft.com/office/drawing/2016/5/11/chartex" xmlns:cx6="http://schemas.microsoft.com/office/drawing/2016/5/12/chartex" xmlns:cx7="http://schemas.microsoft.com/office/drawing/2016/5/13/chartex" xmlns:cx8="http://schemas.microsoft.com/office/drawing/2016/5/14/chartex" xmlns:mc="http://schemas.openxmlformats.org/markup-compatibility/2006" xmlns:aink="http://schemas.microsoft.com/office/drawing/2016/ink" xmlns:am3d="http://schemas.microsoft.com/office/drawing/2017/model3d" xmlns:o="urn:schemas-microsoft-com:office:office" xmlns:oel="http://schemas.microsoft.com/office/2019/extlst" xmlns:r="http://schemas.openxmlformats.org/officeDocument/2006/relationships" xmlns:m="http://schemas.openxmlformats.org/officeDocument/2006/math" xmlns:v="urn:schemas-microsoft-com:vml" xmlns:wp14="http://schemas.microsoft.com/office/word/2010/wordprocessingDrawing" xmlns:wp="http://schemas.openxmlformats.org/drawingml/2006/wordprocessingDrawing" xmlns:w10="urn:schemas-microsoft-com:office:word" xmlns:w="http://schemas.openxmlformats.org/wordprocessingml/2006/main" xmlns:w14="http://schemas.microsoft.com/office/word/2010/wordml" xmlns:w15="http://schemas.microsoft.com/office/word/2012/wordml" xmlns:w16cex="http://schemas.microsoft.com/office/word/2018/wordml/cex" xmlns:w16cid="http://schemas.microsoft.com/office/word/2016/wordml/cid" xmlns:w16="http://schemas.microsoft.com/office/word/2018/wordml" xmlns:w16sdtdh="http://schemas.microsoft.com/office/word/2020/wordml/sdtdatahash" xmlns:w16se="http://schemas.microsoft.com/office/word/2015/wordml/symex" xmlns:wpg="http://schemas.microsoft.com/office/word/2010/wordprocessingGroup" xmlns:wpi="http://schemas.microsoft.com/office/word/2010/wordprocessingInk" xmlns:wne="http://schemas.microsoft.com/office/word/2006/wordml" xmlns:wps="http://schemas.microsoft.com/office/word/2010/wordprocessingShape" mc:Ignorable="w14 w15 w16se w16cid w16 w16cex w16sdtdh wp14">
+<w:document xmlns:wpc="http://schemas.microsoft.com/office/word/2010/wordprocessingCanvas" xmlns:cx="http://schemas.microsoft.com/office/drawing/2014/chartex" xmlns:cx1="http://schemas.microsoft.com/office/drawing/2015/9/8/chartex" xmlns:cx2="http://schemas.microsoft.com/office/drawing/2015/10/21/chartex" xmlns:cx3="http://schemas.microsoft.com/office/drawing/2016/5/9/chartex" xmlns:cx4="http://schemas.microsoft.com/office/drawing/2016/5/10/chartex" xmlns:cx5="http://schemas.microsoft.com/office/drawing/2016/5/11/chartex" xmlns:cx6="http://schemas.microsoft.com/office/drawing/2016/5/12/chartex" xmlns:cx7="http://schemas.microsoft.com/office/drawing/2016/5/13/chartex" xmlns:cx8="http://schemas.microsoft.com/office/drawing/2016/5/14/chartex" xmlns:mc="http://schemas.openxmlformats.org/markup-compatibility/2006" xmlns:aink="http://schemas.microsoft.com/office/drawing/2016/ink" xmlns:am3d="http://schemas.microsoft.com/office/drawing/2017/model3d" xmlns:o="urn:schemas-microsoft-com:office:office" xmlns:oel="http://schemas.microsoft.com/office/2019/extlst" xmlns:r="http://schemas.openxmlformats.org/officeDocument/2006/relationships" xmlns:m="http://schemas.openxmlformats.org/officeDocument/2006/math" xmlns:v="urn:schemas-microsoft-com:vml" xmlns:wp14="http://schemas.microsoft.com/office/word/2010/wordprocessingDrawing" xmlns:wp="http://schemas.openxmlformats.org/drawingml/2006/wordprocessingDrawing" xmlns:w10="urn:schemas-microsoft-com:office:word" xmlns:w="http://schemas.openxmlformats.org/wordprocessingml/2006/main" xmlns:w14="http://schemas.microsoft.com/office/word/2010/wordml" xmlns:w15="http://schemas.microsoft.com/office/word/2012/wordml" xmlns:w16cex="http://schemas.microsoft.com/office/word/2018/wordml/cex" xmlns:w16cid="http://schemas.microsoft.com/office/word/2016/wordml/cid" xmlns:w16="http://schemas.microsoft.com/office/word/2018/wordml" xmlns:w16du="http://schemas.microsoft.com/office/word/2023/wordml/word16du" xmlns:w16sdtdh="http://schemas.microsoft.com/office/word/2020/wordml/sdtdatahash" xmlns:w16sdtfl="http://schemas.microsoft.com/office/word/2024/wordml/sdtformatlock" xmlns:w16se="http://schemas.microsoft.com/office/word/2015/wordml/symex" xmlns:wpg="http://schemas.microsoft.com/office/word/2010/wordprocessingGroup" xmlns:wpi="http://schemas.microsoft.com/office/word/2010/wordprocessingInk" xmlns:wne="http://schemas.microsoft.com/office/word/2006/wordml" xmlns:wps="http://schemas.microsoft.com/office/word/2010/wordprocessingShape" mc:Ignorable="w14 w15 w16se w16cid w16 w16cex w16sdtdh w16sdtfl w16du wp14">
   <w:body>
     <w:p>
       <w:pPr>
-        <w:pStyle w:val="BodyText"/>
+        <w:pStyle w:val="Textoindependiente"/>
         <w:pBdr>
           <w:bottom w:val="single" w:sz="4" w:space="1" w:color="auto"/>
         </w:pBdr>
@@ -62,7 +62,7 @@
     </w:p>
     <w:p>
       <w:pPr>
-        <w:pStyle w:val="BodyText"/>
+        <w:pStyle w:val="Textoindependiente"/>
         <w:pBdr>
           <w:bottom w:val="single" w:sz="4" w:space="1" w:color="auto"/>
         </w:pBdr>
@@ -3566,7 +3566,7 @@
                                     </pic:cNvPicPr>
                                   </pic:nvPicPr>
                                   <pic:blipFill>
-                                    <a:blip r:embed="rId7">
+                                    <a:blip r:embed="rId8">
                                       <a:extLst>
                                         <a:ext uri="{28A0092B-C50C-407E-A947-70E740481C1C}">
                                           <a14:useLocalDpi xmlns:a14="http://schemas.microsoft.com/office/drawing/2010/main" val="0"/>
@@ -5433,7 +5433,7 @@
     </w:p>
     <w:p>
       <w:pPr>
-        <w:pStyle w:val="ListParagraph"/>
+        <w:pStyle w:val="Prrafodelista"/>
         <w:numPr>
           <w:ilvl w:val="0"/>
           <w:numId w:val="23"/>
@@ -5705,7 +5705,7 @@
     </w:p>
     <w:p>
       <w:pPr>
-        <w:pStyle w:val="ListParagraph"/>
+        <w:pStyle w:val="Prrafodelista"/>
         <w:numPr>
           <w:ilvl w:val="0"/>
           <w:numId w:val="23"/>
@@ -5817,7 +5817,7 @@
     </w:p>
     <w:p>
       <w:pPr>
-        <w:pStyle w:val="ListParagraph"/>
+        <w:pStyle w:val="Prrafodelista"/>
         <w:numPr>
           <w:ilvl w:val="0"/>
           <w:numId w:val="23"/>
@@ -6292,7 +6292,6 @@
         <w:tc>
           <w:tcPr>
             <w:tcW w:w="1657" w:type="dxa"/>
-            <w:shd w:val="clear" w:color="auto" w:fill="auto"/>
             <w:vAlign w:val="center"/>
           </w:tcPr>
           <w:p>
@@ -6332,118 +6331,55 @@
               <w:jc w:val="center"/>
               <w:rPr>
                 <w:rFonts w:ascii="Arial" w:hAnsi="Arial" w:cs="Arial"/>
-                <w:color w:val="FF0000"/>
-                <w:sz w:val="20"/>
-                <w:szCs w:val="20"/>
-              </w:rPr>
-            </w:pPr>
-            <w:r>
-              <w:rPr>
-                <w:rFonts w:ascii="Arial" w:hAnsi="Arial" w:cs="Arial"/>
-                <w:color w:val="FF0000"/>
-                <w:sz w:val="20"/>
-                <w:szCs w:val="20"/>
-              </w:rPr>
-              <w:t xml:space="preserve">2 a la </w:t>
-            </w:r>
-            <w:r>
-              <w:rPr>
-                <w:rFonts w:ascii="Arial" w:hAnsi="Arial" w:cs="Arial"/>
-                <w:color w:val="FF0000"/>
-                <w:sz w:val="20"/>
-                <w:szCs w:val="20"/>
-              </w:rPr>
-              <w:t>13 - 2</w:t>
-            </w:r>
-            <w:r>
-              <w:rPr>
-                <w:rFonts w:ascii="Arial" w:hAnsi="Arial" w:cs="Arial"/>
-                <w:color w:val="FF0000"/>
-                <w:sz w:val="20"/>
-                <w:szCs w:val="20"/>
-              </w:rPr>
-              <w:t xml:space="preserve"> = </w:t>
-            </w:r>
-            <w:r>
-              <w:rPr>
-                <w:rFonts w:ascii="Arial" w:hAnsi="Arial" w:cs="Arial"/>
-                <w:color w:val="FF0000"/>
-                <w:sz w:val="20"/>
-                <w:szCs w:val="20"/>
-              </w:rPr>
-              <w:t>8190</w:t>
-            </w:r>
-          </w:p>
-          <w:p>
-            <w:pPr>
-              <w:jc w:val="center"/>
-              <w:rPr>
-                <w:rFonts w:ascii="Arial" w:hAnsi="Arial" w:cs="Arial"/>
-                <w:color w:val="FF0000"/>
-                <w:sz w:val="20"/>
-                <w:szCs w:val="20"/>
-              </w:rPr>
-            </w:pPr>
-            <w:r>
-              <w:rPr>
-                <w:rFonts w:ascii="Arial" w:hAnsi="Arial" w:cs="Arial"/>
-                <w:color w:val="FF0000"/>
-                <w:sz w:val="20"/>
-                <w:szCs w:val="20"/>
-              </w:rPr>
-              <w:t>255.255.</w:t>
-            </w:r>
-            <w:r>
-              <w:rPr>
-                <w:rFonts w:ascii="Arial" w:hAnsi="Arial" w:cs="Arial"/>
-                <w:color w:val="FF0000"/>
-                <w:sz w:val="20"/>
-                <w:szCs w:val="20"/>
-              </w:rPr>
-              <w:t>11100000</w:t>
-            </w:r>
-            <w:r>
-              <w:rPr>
-                <w:rFonts w:ascii="Arial" w:hAnsi="Arial" w:cs="Arial"/>
-                <w:color w:val="FF0000"/>
-                <w:sz w:val="20"/>
-                <w:szCs w:val="20"/>
-              </w:rPr>
-              <w:t>.</w:t>
-            </w:r>
-            <w:r>
-              <w:rPr>
-                <w:rFonts w:ascii="Arial" w:hAnsi="Arial" w:cs="Arial"/>
-                <w:color w:val="FF0000"/>
-                <w:sz w:val="20"/>
-                <w:szCs w:val="20"/>
-              </w:rPr>
-              <w:t>000</w:t>
-            </w:r>
-            <w:r>
-              <w:rPr>
-                <w:rFonts w:ascii="Arial" w:hAnsi="Arial" w:cs="Arial"/>
-                <w:color w:val="FF0000"/>
-                <w:sz w:val="20"/>
-                <w:szCs w:val="20"/>
-              </w:rPr>
-              <w:t>00000</w:t>
-            </w:r>
-          </w:p>
-          <w:p>
-            <w:pPr>
-              <w:jc w:val="center"/>
-              <w:rPr>
-                <w:rFonts w:ascii="Arial" w:hAnsi="Arial" w:cs="Arial"/>
-                <w:color w:val="FF0000"/>
-                <w:sz w:val="20"/>
-                <w:szCs w:val="20"/>
-              </w:rPr>
-            </w:pPr>
-            <w:r>
-              <w:rPr>
-                <w:rFonts w:ascii="Arial" w:hAnsi="Arial" w:cs="Arial"/>
-                <w:color w:val="FF0000"/>
+                <w:color w:val="000000" w:themeColor="text1"/>
+                <w:sz w:val="20"/>
+                <w:szCs w:val="20"/>
+              </w:rPr>
+            </w:pPr>
+            <w:r>
+              <w:rPr>
+                <w:rFonts w:ascii="Arial" w:hAnsi="Arial" w:cs="Arial"/>
+                <w:color w:val="000000" w:themeColor="text1"/>
+                <w:sz w:val="20"/>
+                <w:szCs w:val="20"/>
+              </w:rPr>
+              <w:t>2 a la 13 - 2 = 8190</w:t>
+            </w:r>
+          </w:p>
+          <w:p>
+            <w:pPr>
+              <w:jc w:val="center"/>
+              <w:rPr>
+                <w:rFonts w:ascii="Arial" w:hAnsi="Arial" w:cs="Arial"/>
+                <w:color w:val="000000" w:themeColor="text1"/>
+                <w:sz w:val="20"/>
+                <w:szCs w:val="20"/>
+              </w:rPr>
+            </w:pPr>
+            <w:r>
+              <w:rPr>
+                <w:rFonts w:ascii="Arial" w:hAnsi="Arial" w:cs="Arial"/>
+                <w:color w:val="000000" w:themeColor="text1"/>
+                <w:sz w:val="20"/>
+                <w:szCs w:val="20"/>
+              </w:rPr>
+              <w:t>255.255.11100000.00000000</w:t>
+            </w:r>
+          </w:p>
+          <w:p>
+            <w:pPr>
+              <w:jc w:val="center"/>
+              <w:rPr>
+                <w:rFonts w:ascii="Arial" w:hAnsi="Arial" w:cs="Arial"/>
+                <w:color w:val="000000" w:themeColor="text1"/>
+                <w:sz w:val="20"/>
+                <w:szCs w:val="20"/>
+              </w:rPr>
+            </w:pPr>
+            <w:r>
+              <w:rPr>
+                <w:rFonts w:ascii="Arial" w:hAnsi="Arial" w:cs="Arial"/>
+                <w:color w:val="000000" w:themeColor="text1"/>
                 <w:sz w:val="20"/>
                 <w:szCs w:val="20"/>
               </w:rPr>
@@ -6463,17 +6399,17 @@
                 <w:rFonts w:ascii="Arial" w:hAnsi="Arial" w:cs="Arial"/>
                 <w:b/>
                 <w:bCs/>
-                <w:color w:val="FF0000"/>
-                <w:sz w:val="20"/>
-                <w:szCs w:val="20"/>
-              </w:rPr>
-            </w:pPr>
-            <w:r>
-              <w:rPr>
-                <w:rFonts w:ascii="Arial" w:hAnsi="Arial" w:cs="Arial"/>
-                <w:b/>
-                <w:bCs/>
-                <w:color w:val="FF0000"/>
+                <w:color w:val="000000" w:themeColor="text1"/>
+                <w:sz w:val="20"/>
+                <w:szCs w:val="20"/>
+              </w:rPr>
+            </w:pPr>
+            <w:r>
+              <w:rPr>
+                <w:rFonts w:ascii="Arial" w:hAnsi="Arial" w:cs="Arial"/>
+                <w:b/>
+                <w:bCs/>
+                <w:color w:val="000000" w:themeColor="text1"/>
                 <w:sz w:val="20"/>
                 <w:szCs w:val="20"/>
               </w:rPr>
@@ -6493,17 +6429,17 @@
                 <w:rFonts w:ascii="Arial" w:hAnsi="Arial" w:cs="Arial"/>
                 <w:b/>
                 <w:bCs/>
-                <w:color w:val="FF0000"/>
-                <w:sz w:val="20"/>
-                <w:szCs w:val="20"/>
-              </w:rPr>
-            </w:pPr>
-            <w:r>
-              <w:rPr>
-                <w:rFonts w:ascii="Arial" w:hAnsi="Arial" w:cs="Arial"/>
-                <w:b/>
-                <w:bCs/>
-                <w:color w:val="FF0000"/>
+                <w:color w:val="000000" w:themeColor="text1"/>
+                <w:sz w:val="20"/>
+                <w:szCs w:val="20"/>
+              </w:rPr>
+            </w:pPr>
+            <w:r>
+              <w:rPr>
+                <w:rFonts w:ascii="Arial" w:hAnsi="Arial" w:cs="Arial"/>
+                <w:b/>
+                <w:bCs/>
+                <w:color w:val="000000" w:themeColor="text1"/>
                 <w:sz w:val="20"/>
                 <w:szCs w:val="20"/>
               </w:rPr>
@@ -6786,7 +6722,6 @@
         <w:tc>
           <w:tcPr>
             <w:tcW w:w="1657" w:type="dxa"/>
-            <w:shd w:val="clear" w:color="auto" w:fill="auto"/>
             <w:vAlign w:val="center"/>
           </w:tcPr>
           <w:p>
@@ -6826,118 +6761,55 @@
               <w:jc w:val="center"/>
               <w:rPr>
                 <w:rFonts w:ascii="Arial" w:hAnsi="Arial" w:cs="Arial"/>
-                <w:color w:val="FF0000"/>
-                <w:sz w:val="20"/>
-                <w:szCs w:val="20"/>
-              </w:rPr>
-            </w:pPr>
-            <w:r>
-              <w:rPr>
-                <w:rFonts w:ascii="Arial" w:hAnsi="Arial" w:cs="Arial"/>
-                <w:color w:val="FF0000"/>
-                <w:sz w:val="20"/>
-                <w:szCs w:val="20"/>
-              </w:rPr>
-              <w:t xml:space="preserve">2 a la </w:t>
-            </w:r>
-            <w:r>
-              <w:rPr>
-                <w:rFonts w:ascii="Arial" w:hAnsi="Arial" w:cs="Arial"/>
-                <w:color w:val="FF0000"/>
-                <w:sz w:val="20"/>
-                <w:szCs w:val="20"/>
-              </w:rPr>
-              <w:t>11</w:t>
-            </w:r>
-            <w:r>
-              <w:rPr>
-                <w:rFonts w:ascii="Arial" w:hAnsi="Arial" w:cs="Arial"/>
-                <w:color w:val="FF0000"/>
-                <w:sz w:val="20"/>
-                <w:szCs w:val="20"/>
-              </w:rPr>
-              <w:t xml:space="preserve"> – 2 = </w:t>
-            </w:r>
-            <w:r>
-              <w:rPr>
-                <w:rFonts w:ascii="Arial" w:hAnsi="Arial" w:cs="Arial"/>
-                <w:color w:val="FF0000"/>
-                <w:sz w:val="20"/>
-                <w:szCs w:val="20"/>
-              </w:rPr>
-              <w:t>2046</w:t>
-            </w:r>
-          </w:p>
-          <w:p>
-            <w:pPr>
-              <w:jc w:val="center"/>
-              <w:rPr>
-                <w:rFonts w:ascii="Arial" w:hAnsi="Arial" w:cs="Arial"/>
-                <w:color w:val="FF0000"/>
-                <w:sz w:val="20"/>
-                <w:szCs w:val="20"/>
-              </w:rPr>
-            </w:pPr>
-            <w:r>
-              <w:rPr>
-                <w:rFonts w:ascii="Arial" w:hAnsi="Arial" w:cs="Arial"/>
-                <w:color w:val="FF0000"/>
-                <w:sz w:val="20"/>
-                <w:szCs w:val="20"/>
-              </w:rPr>
-              <w:t>255.255 .</w:t>
-            </w:r>
-            <w:r>
-              <w:rPr>
-                <w:rFonts w:ascii="Arial" w:hAnsi="Arial" w:cs="Arial"/>
-                <w:color w:val="FF0000"/>
-                <w:sz w:val="20"/>
-                <w:szCs w:val="20"/>
-              </w:rPr>
-              <w:t>11111000</w:t>
-            </w:r>
-            <w:r>
-              <w:rPr>
-                <w:rFonts w:ascii="Arial" w:hAnsi="Arial" w:cs="Arial"/>
-                <w:color w:val="FF0000"/>
-                <w:sz w:val="20"/>
-                <w:szCs w:val="20"/>
-              </w:rPr>
-              <w:t>.</w:t>
-            </w:r>
-            <w:r>
-              <w:rPr>
-                <w:rFonts w:ascii="Arial" w:hAnsi="Arial" w:cs="Arial"/>
-                <w:color w:val="FF0000"/>
-                <w:sz w:val="20"/>
-                <w:szCs w:val="20"/>
-              </w:rPr>
-              <w:t>000</w:t>
-            </w:r>
-            <w:r>
-              <w:rPr>
-                <w:rFonts w:ascii="Arial" w:hAnsi="Arial" w:cs="Arial"/>
-                <w:color w:val="FF0000"/>
-                <w:sz w:val="20"/>
-                <w:szCs w:val="20"/>
-              </w:rPr>
-              <w:t>00000</w:t>
-            </w:r>
-          </w:p>
-          <w:p>
-            <w:pPr>
-              <w:jc w:val="center"/>
-              <w:rPr>
-                <w:rFonts w:ascii="Arial" w:hAnsi="Arial" w:cs="Arial"/>
-                <w:color w:val="FF0000"/>
-                <w:sz w:val="20"/>
-                <w:szCs w:val="20"/>
-              </w:rPr>
-            </w:pPr>
-            <w:r>
-              <w:rPr>
-                <w:rFonts w:ascii="Arial" w:hAnsi="Arial" w:cs="Arial"/>
-                <w:color w:val="FF0000"/>
+                <w:color w:val="000000" w:themeColor="text1"/>
+                <w:sz w:val="20"/>
+                <w:szCs w:val="20"/>
+              </w:rPr>
+            </w:pPr>
+            <w:r>
+              <w:rPr>
+                <w:rFonts w:ascii="Arial" w:hAnsi="Arial" w:cs="Arial"/>
+                <w:color w:val="000000" w:themeColor="text1"/>
+                <w:sz w:val="20"/>
+                <w:szCs w:val="20"/>
+              </w:rPr>
+              <w:t>2 a la 11 – 2 = 2046</w:t>
+            </w:r>
+          </w:p>
+          <w:p>
+            <w:pPr>
+              <w:jc w:val="center"/>
+              <w:rPr>
+                <w:rFonts w:ascii="Arial" w:hAnsi="Arial" w:cs="Arial"/>
+                <w:color w:val="000000" w:themeColor="text1"/>
+                <w:sz w:val="20"/>
+                <w:szCs w:val="20"/>
+              </w:rPr>
+            </w:pPr>
+            <w:r>
+              <w:rPr>
+                <w:rFonts w:ascii="Arial" w:hAnsi="Arial" w:cs="Arial"/>
+                <w:color w:val="000000" w:themeColor="text1"/>
+                <w:sz w:val="20"/>
+                <w:szCs w:val="20"/>
+              </w:rPr>
+              <w:t>255.255 .11111000.00000000</w:t>
+            </w:r>
+          </w:p>
+          <w:p>
+            <w:pPr>
+              <w:jc w:val="center"/>
+              <w:rPr>
+                <w:rFonts w:ascii="Arial" w:hAnsi="Arial" w:cs="Arial"/>
+                <w:color w:val="000000" w:themeColor="text1"/>
+                <w:sz w:val="20"/>
+                <w:szCs w:val="20"/>
+              </w:rPr>
+            </w:pPr>
+            <w:r>
+              <w:rPr>
+                <w:rFonts w:ascii="Arial" w:hAnsi="Arial" w:cs="Arial"/>
+                <w:color w:val="000000" w:themeColor="text1"/>
                 <w:sz w:val="20"/>
                 <w:szCs w:val="20"/>
               </w:rPr>
@@ -6957,17 +6829,17 @@
                 <w:rFonts w:ascii="Arial" w:hAnsi="Arial" w:cs="Arial"/>
                 <w:b/>
                 <w:bCs/>
-                <w:color w:val="FF0000"/>
-                <w:sz w:val="20"/>
-                <w:szCs w:val="20"/>
-              </w:rPr>
-            </w:pPr>
-            <w:r>
-              <w:rPr>
-                <w:rFonts w:ascii="Arial" w:hAnsi="Arial" w:cs="Arial"/>
-                <w:b/>
-                <w:bCs/>
-                <w:color w:val="FF0000"/>
+                <w:color w:val="000000" w:themeColor="text1"/>
+                <w:sz w:val="20"/>
+                <w:szCs w:val="20"/>
+              </w:rPr>
+            </w:pPr>
+            <w:r>
+              <w:rPr>
+                <w:rFonts w:ascii="Arial" w:hAnsi="Arial" w:cs="Arial"/>
+                <w:b/>
+                <w:bCs/>
+                <w:color w:val="000000" w:themeColor="text1"/>
                 <w:sz w:val="20"/>
                 <w:szCs w:val="20"/>
               </w:rPr>
@@ -6987,17 +6859,17 @@
                 <w:rFonts w:ascii="Arial" w:hAnsi="Arial" w:cs="Arial"/>
                 <w:b/>
                 <w:bCs/>
-                <w:color w:val="FF0000"/>
-                <w:sz w:val="20"/>
-                <w:szCs w:val="20"/>
-              </w:rPr>
-            </w:pPr>
-            <w:r>
-              <w:rPr>
-                <w:rFonts w:ascii="Arial" w:hAnsi="Arial" w:cs="Arial"/>
-                <w:b/>
-                <w:bCs/>
-                <w:color w:val="FF0000"/>
+                <w:color w:val="000000" w:themeColor="text1"/>
+                <w:sz w:val="20"/>
+                <w:szCs w:val="20"/>
+              </w:rPr>
+            </w:pPr>
+            <w:r>
+              <w:rPr>
+                <w:rFonts w:ascii="Arial" w:hAnsi="Arial" w:cs="Arial"/>
+                <w:b/>
+                <w:bCs/>
+                <w:color w:val="000000" w:themeColor="text1"/>
                 <w:sz w:val="20"/>
                 <w:szCs w:val="20"/>
               </w:rPr>
@@ -7285,7 +7157,6 @@
         <w:tc>
           <w:tcPr>
             <w:tcW w:w="1657" w:type="dxa"/>
-            <w:shd w:val="clear" w:color="auto" w:fill="auto"/>
             <w:vAlign w:val="center"/>
           </w:tcPr>
           <w:p>
@@ -7325,118 +7196,55 @@
               <w:jc w:val="center"/>
               <w:rPr>
                 <w:rFonts w:ascii="Arial" w:hAnsi="Arial" w:cs="Arial"/>
-                <w:color w:val="FF0000"/>
-                <w:sz w:val="20"/>
-                <w:szCs w:val="20"/>
-              </w:rPr>
-            </w:pPr>
-            <w:r>
-              <w:rPr>
-                <w:rFonts w:ascii="Arial" w:hAnsi="Arial" w:cs="Arial"/>
-                <w:color w:val="FF0000"/>
-                <w:sz w:val="20"/>
-                <w:szCs w:val="20"/>
-              </w:rPr>
-              <w:t xml:space="preserve">2 a la </w:t>
-            </w:r>
-            <w:r>
-              <w:rPr>
-                <w:rFonts w:ascii="Arial" w:hAnsi="Arial" w:cs="Arial"/>
-                <w:color w:val="FF0000"/>
-                <w:sz w:val="20"/>
-                <w:szCs w:val="20"/>
-              </w:rPr>
-              <w:t>4</w:t>
-            </w:r>
-            <w:r>
-              <w:rPr>
-                <w:rFonts w:ascii="Arial" w:hAnsi="Arial" w:cs="Arial"/>
-                <w:color w:val="FF0000"/>
-                <w:sz w:val="20"/>
-                <w:szCs w:val="20"/>
-              </w:rPr>
-              <w:t xml:space="preserve"> </w:t>
-            </w:r>
-            <w:r>
-              <w:rPr>
-                <w:rFonts w:ascii="Arial" w:hAnsi="Arial" w:cs="Arial"/>
-                <w:color w:val="FF0000"/>
-                <w:sz w:val="20"/>
-                <w:szCs w:val="20"/>
-              </w:rPr>
-              <w:t>- 2</w:t>
-            </w:r>
-            <w:r>
-              <w:rPr>
-                <w:rFonts w:ascii="Arial" w:hAnsi="Arial" w:cs="Arial"/>
-                <w:color w:val="FF0000"/>
-                <w:sz w:val="20"/>
-                <w:szCs w:val="20"/>
-              </w:rPr>
-              <w:t xml:space="preserve">= </w:t>
-            </w:r>
-            <w:r>
-              <w:rPr>
-                <w:rFonts w:ascii="Arial" w:hAnsi="Arial" w:cs="Arial"/>
-                <w:color w:val="FF0000"/>
-                <w:sz w:val="20"/>
-                <w:szCs w:val="20"/>
-              </w:rPr>
-              <w:t>14</w:t>
-            </w:r>
-          </w:p>
-          <w:p>
-            <w:pPr>
-              <w:jc w:val="center"/>
-              <w:rPr>
-                <w:rFonts w:ascii="Arial" w:hAnsi="Arial" w:cs="Arial"/>
-                <w:color w:val="FF0000"/>
-                <w:sz w:val="20"/>
-                <w:szCs w:val="20"/>
-              </w:rPr>
-            </w:pPr>
-            <w:r>
-              <w:rPr>
-                <w:rFonts w:ascii="Arial" w:hAnsi="Arial" w:cs="Arial"/>
-                <w:color w:val="FF0000"/>
-                <w:sz w:val="20"/>
-                <w:szCs w:val="20"/>
-              </w:rPr>
-              <w:t>255.255.255.1111</w:t>
-            </w:r>
-            <w:r>
-              <w:rPr>
-                <w:rFonts w:ascii="Arial" w:hAnsi="Arial" w:cs="Arial"/>
-                <w:color w:val="FF0000"/>
-                <w:sz w:val="20"/>
-                <w:szCs w:val="20"/>
-              </w:rPr>
-              <w:t>0</w:t>
-            </w:r>
-            <w:r>
-              <w:rPr>
-                <w:rFonts w:ascii="Arial" w:hAnsi="Arial" w:cs="Arial"/>
-                <w:color w:val="FF0000"/>
-                <w:sz w:val="20"/>
-                <w:szCs w:val="20"/>
-              </w:rPr>
-              <w:t>000</w:t>
-            </w:r>
-          </w:p>
-          <w:p>
-            <w:pPr>
-              <w:jc w:val="center"/>
-              <w:rPr>
-                <w:rFonts w:ascii="Arial" w:hAnsi="Arial" w:cs="Arial"/>
-                <w:color w:val="FF0000"/>
-                <w:sz w:val="20"/>
-                <w:szCs w:val="20"/>
-              </w:rPr>
-            </w:pPr>
-            <w:r>
-              <w:rPr>
-                <w:rFonts w:ascii="Arial" w:hAnsi="Arial" w:cs="Arial"/>
-                <w:color w:val="FF0000"/>
+                <w:color w:val="000000" w:themeColor="text1"/>
+                <w:sz w:val="20"/>
+                <w:szCs w:val="20"/>
+              </w:rPr>
+            </w:pPr>
+            <w:r>
+              <w:rPr>
+                <w:rFonts w:ascii="Arial" w:hAnsi="Arial" w:cs="Arial"/>
+                <w:color w:val="000000" w:themeColor="text1"/>
+                <w:sz w:val="20"/>
+                <w:szCs w:val="20"/>
+              </w:rPr>
+              <w:t>2 a la 4 - 2= 14</w:t>
+            </w:r>
+          </w:p>
+          <w:p>
+            <w:pPr>
+              <w:jc w:val="center"/>
+              <w:rPr>
+                <w:rFonts w:ascii="Arial" w:hAnsi="Arial" w:cs="Arial"/>
+                <w:color w:val="000000" w:themeColor="text1"/>
+                <w:sz w:val="20"/>
+                <w:szCs w:val="20"/>
+              </w:rPr>
+            </w:pPr>
+            <w:r>
+              <w:rPr>
+                <w:rFonts w:ascii="Arial" w:hAnsi="Arial" w:cs="Arial"/>
+                <w:color w:val="000000" w:themeColor="text1"/>
+                <w:sz w:val="20"/>
+                <w:szCs w:val="20"/>
+              </w:rPr>
+              <w:t>255.255.255.11110000</w:t>
+            </w:r>
+          </w:p>
+          <w:p>
+            <w:pPr>
+              <w:jc w:val="center"/>
+              <w:rPr>
+                <w:rFonts w:ascii="Arial" w:hAnsi="Arial" w:cs="Arial"/>
+                <w:color w:val="000000" w:themeColor="text1"/>
+                <w:sz w:val="20"/>
+                <w:szCs w:val="20"/>
+              </w:rPr>
+            </w:pPr>
+            <w:r>
+              <w:rPr>
+                <w:rFonts w:ascii="Arial" w:hAnsi="Arial" w:cs="Arial"/>
+                <w:color w:val="000000" w:themeColor="text1"/>
                 <w:sz w:val="20"/>
                 <w:szCs w:val="20"/>
               </w:rPr>
@@ -7456,32 +7264,21 @@
                 <w:rFonts w:ascii="Arial" w:hAnsi="Arial" w:cs="Arial"/>
                 <w:b/>
                 <w:bCs/>
-                <w:color w:val="FF0000"/>
-                <w:sz w:val="20"/>
-                <w:szCs w:val="20"/>
-              </w:rPr>
-            </w:pPr>
-            <w:r>
-              <w:rPr>
-                <w:rFonts w:ascii="Arial" w:hAnsi="Arial" w:cs="Arial"/>
-                <w:b/>
-                <w:bCs/>
-                <w:color w:val="FF0000"/>
-                <w:sz w:val="20"/>
-                <w:szCs w:val="20"/>
-              </w:rPr>
-              <w:t>/</w:t>
-            </w:r>
-            <w:r>
-              <w:rPr>
-                <w:rFonts w:ascii="Arial" w:hAnsi="Arial" w:cs="Arial"/>
-                <w:b/>
-                <w:bCs/>
-                <w:color w:val="FF0000"/>
-                <w:sz w:val="20"/>
-                <w:szCs w:val="20"/>
-              </w:rPr>
-              <w:t>28</w:t>
+                <w:color w:val="000000" w:themeColor="text1"/>
+                <w:sz w:val="20"/>
+                <w:szCs w:val="20"/>
+              </w:rPr>
+            </w:pPr>
+            <w:r>
+              <w:rPr>
+                <w:rFonts w:ascii="Arial" w:hAnsi="Arial" w:cs="Arial"/>
+                <w:b/>
+                <w:bCs/>
+                <w:color w:val="000000" w:themeColor="text1"/>
+                <w:sz w:val="20"/>
+                <w:szCs w:val="20"/>
+              </w:rPr>
+              <w:t>/28</w:t>
             </w:r>
           </w:p>
         </w:tc>
@@ -7497,32 +7294,21 @@
                 <w:rFonts w:ascii="Arial" w:hAnsi="Arial" w:cs="Arial"/>
                 <w:b/>
                 <w:bCs/>
-                <w:color w:val="FF0000"/>
-                <w:sz w:val="20"/>
-                <w:szCs w:val="20"/>
-              </w:rPr>
-            </w:pPr>
-            <w:r>
-              <w:rPr>
-                <w:rFonts w:ascii="Arial" w:hAnsi="Arial" w:cs="Arial"/>
-                <w:b/>
-                <w:bCs/>
-                <w:color w:val="FF0000"/>
-                <w:sz w:val="20"/>
-                <w:szCs w:val="20"/>
-              </w:rPr>
-              <w:t>255.255.255.24</w:t>
-            </w:r>
-            <w:r>
-              <w:rPr>
-                <w:rFonts w:ascii="Arial" w:hAnsi="Arial" w:cs="Arial"/>
-                <w:b/>
-                <w:bCs/>
-                <w:color w:val="FF0000"/>
-                <w:sz w:val="20"/>
-                <w:szCs w:val="20"/>
-              </w:rPr>
-              <w:t>0</w:t>
+                <w:color w:val="000000" w:themeColor="text1"/>
+                <w:sz w:val="20"/>
+                <w:szCs w:val="20"/>
+              </w:rPr>
+            </w:pPr>
+            <w:r>
+              <w:rPr>
+                <w:rFonts w:ascii="Arial" w:hAnsi="Arial" w:cs="Arial"/>
+                <w:b/>
+                <w:bCs/>
+                <w:color w:val="000000" w:themeColor="text1"/>
+                <w:sz w:val="20"/>
+                <w:szCs w:val="20"/>
+              </w:rPr>
+              <w:t>255.255.255.240</w:t>
             </w:r>
           </w:p>
         </w:tc>
@@ -7800,7 +7586,6 @@
         <w:tc>
           <w:tcPr>
             <w:tcW w:w="1657" w:type="dxa"/>
-            <w:shd w:val="clear" w:color="auto" w:fill="auto"/>
             <w:vAlign w:val="center"/>
           </w:tcPr>
           <w:p>
@@ -7840,118 +7625,55 @@
               <w:jc w:val="center"/>
               <w:rPr>
                 <w:rFonts w:ascii="Arial" w:hAnsi="Arial" w:cs="Arial"/>
-                <w:color w:val="FF0000"/>
-                <w:sz w:val="20"/>
-                <w:szCs w:val="20"/>
-              </w:rPr>
-            </w:pPr>
-            <w:r>
-              <w:rPr>
-                <w:rFonts w:ascii="Arial" w:hAnsi="Arial" w:cs="Arial"/>
-                <w:color w:val="FF0000"/>
-                <w:sz w:val="20"/>
-                <w:szCs w:val="20"/>
-              </w:rPr>
-              <w:t xml:space="preserve">2 a la </w:t>
-            </w:r>
-            <w:r>
-              <w:rPr>
-                <w:rFonts w:ascii="Arial" w:hAnsi="Arial" w:cs="Arial"/>
-                <w:color w:val="FF0000"/>
-                <w:sz w:val="20"/>
-                <w:szCs w:val="20"/>
-              </w:rPr>
-              <w:t>13 - 2</w:t>
-            </w:r>
-            <w:r>
-              <w:rPr>
-                <w:rFonts w:ascii="Arial" w:hAnsi="Arial" w:cs="Arial"/>
-                <w:color w:val="FF0000"/>
-                <w:sz w:val="20"/>
-                <w:szCs w:val="20"/>
-              </w:rPr>
-              <w:t xml:space="preserve"> = </w:t>
-            </w:r>
-            <w:r>
-              <w:rPr>
-                <w:rFonts w:ascii="Arial" w:hAnsi="Arial" w:cs="Arial"/>
-                <w:color w:val="FF0000"/>
-                <w:sz w:val="20"/>
-                <w:szCs w:val="20"/>
-              </w:rPr>
-              <w:t>8190</w:t>
-            </w:r>
-          </w:p>
-          <w:p>
-            <w:pPr>
-              <w:jc w:val="center"/>
-              <w:rPr>
-                <w:rFonts w:ascii="Arial" w:hAnsi="Arial" w:cs="Arial"/>
-                <w:color w:val="FF0000"/>
-                <w:sz w:val="20"/>
-                <w:szCs w:val="20"/>
-              </w:rPr>
-            </w:pPr>
-            <w:r>
-              <w:rPr>
-                <w:rFonts w:ascii="Arial" w:hAnsi="Arial" w:cs="Arial"/>
-                <w:color w:val="FF0000"/>
-                <w:sz w:val="20"/>
-                <w:szCs w:val="20"/>
-              </w:rPr>
-              <w:t>255.255.</w:t>
-            </w:r>
-            <w:r>
-              <w:rPr>
-                <w:rFonts w:ascii="Arial" w:hAnsi="Arial" w:cs="Arial"/>
-                <w:color w:val="FF0000"/>
-                <w:sz w:val="20"/>
-                <w:szCs w:val="20"/>
-              </w:rPr>
-              <w:t>11100000</w:t>
-            </w:r>
-            <w:r>
-              <w:rPr>
-                <w:rFonts w:ascii="Arial" w:hAnsi="Arial" w:cs="Arial"/>
-                <w:color w:val="FF0000"/>
-                <w:sz w:val="20"/>
-                <w:szCs w:val="20"/>
-              </w:rPr>
-              <w:t>.</w:t>
-            </w:r>
-            <w:r>
-              <w:rPr>
-                <w:rFonts w:ascii="Arial" w:hAnsi="Arial" w:cs="Arial"/>
-                <w:color w:val="FF0000"/>
-                <w:sz w:val="20"/>
-                <w:szCs w:val="20"/>
-              </w:rPr>
-              <w:t>000</w:t>
-            </w:r>
-            <w:r>
-              <w:rPr>
-                <w:rFonts w:ascii="Arial" w:hAnsi="Arial" w:cs="Arial"/>
-                <w:color w:val="FF0000"/>
-                <w:sz w:val="20"/>
-                <w:szCs w:val="20"/>
-              </w:rPr>
-              <w:t>00000</w:t>
-            </w:r>
-          </w:p>
-          <w:p>
-            <w:pPr>
-              <w:jc w:val="center"/>
-              <w:rPr>
-                <w:rFonts w:ascii="Arial" w:hAnsi="Arial" w:cs="Arial"/>
-                <w:color w:val="FF0000"/>
-                <w:sz w:val="20"/>
-                <w:szCs w:val="20"/>
-              </w:rPr>
-            </w:pPr>
-            <w:r>
-              <w:rPr>
-                <w:rFonts w:ascii="Arial" w:hAnsi="Arial" w:cs="Arial"/>
-                <w:color w:val="FF0000"/>
+                <w:color w:val="000000" w:themeColor="text1"/>
+                <w:sz w:val="20"/>
+                <w:szCs w:val="20"/>
+              </w:rPr>
+            </w:pPr>
+            <w:r>
+              <w:rPr>
+                <w:rFonts w:ascii="Arial" w:hAnsi="Arial" w:cs="Arial"/>
+                <w:color w:val="000000" w:themeColor="text1"/>
+                <w:sz w:val="20"/>
+                <w:szCs w:val="20"/>
+              </w:rPr>
+              <w:t>2 a la 13 - 2 = 8190</w:t>
+            </w:r>
+          </w:p>
+          <w:p>
+            <w:pPr>
+              <w:jc w:val="center"/>
+              <w:rPr>
+                <w:rFonts w:ascii="Arial" w:hAnsi="Arial" w:cs="Arial"/>
+                <w:color w:val="000000" w:themeColor="text1"/>
+                <w:sz w:val="20"/>
+                <w:szCs w:val="20"/>
+              </w:rPr>
+            </w:pPr>
+            <w:r>
+              <w:rPr>
+                <w:rFonts w:ascii="Arial" w:hAnsi="Arial" w:cs="Arial"/>
+                <w:color w:val="000000" w:themeColor="text1"/>
+                <w:sz w:val="20"/>
+                <w:szCs w:val="20"/>
+              </w:rPr>
+              <w:t>255.255.11100000.00000000</w:t>
+            </w:r>
+          </w:p>
+          <w:p>
+            <w:pPr>
+              <w:jc w:val="center"/>
+              <w:rPr>
+                <w:rFonts w:ascii="Arial" w:hAnsi="Arial" w:cs="Arial"/>
+                <w:color w:val="000000" w:themeColor="text1"/>
+                <w:sz w:val="20"/>
+                <w:szCs w:val="20"/>
+              </w:rPr>
+            </w:pPr>
+            <w:r>
+              <w:rPr>
+                <w:rFonts w:ascii="Arial" w:hAnsi="Arial" w:cs="Arial"/>
+                <w:color w:val="000000" w:themeColor="text1"/>
                 <w:sz w:val="20"/>
                 <w:szCs w:val="20"/>
               </w:rPr>
@@ -7971,17 +7693,17 @@
                 <w:rFonts w:ascii="Arial" w:hAnsi="Arial" w:cs="Arial"/>
                 <w:b/>
                 <w:bCs/>
-                <w:color w:val="FF0000"/>
-                <w:sz w:val="20"/>
-                <w:szCs w:val="20"/>
-              </w:rPr>
-            </w:pPr>
-            <w:r>
-              <w:rPr>
-                <w:rFonts w:ascii="Arial" w:hAnsi="Arial" w:cs="Arial"/>
-                <w:b/>
-                <w:bCs/>
-                <w:color w:val="FF0000"/>
+                <w:color w:val="000000" w:themeColor="text1"/>
+                <w:sz w:val="20"/>
+                <w:szCs w:val="20"/>
+              </w:rPr>
+            </w:pPr>
+            <w:r>
+              <w:rPr>
+                <w:rFonts w:ascii="Arial" w:hAnsi="Arial" w:cs="Arial"/>
+                <w:b/>
+                <w:bCs/>
+                <w:color w:val="000000" w:themeColor="text1"/>
                 <w:sz w:val="20"/>
                 <w:szCs w:val="20"/>
               </w:rPr>
@@ -8001,17 +7723,17 @@
                 <w:rFonts w:ascii="Arial" w:hAnsi="Arial" w:cs="Arial"/>
                 <w:b/>
                 <w:bCs/>
-                <w:color w:val="FF0000"/>
-                <w:sz w:val="20"/>
-                <w:szCs w:val="20"/>
-              </w:rPr>
-            </w:pPr>
-            <w:r>
-              <w:rPr>
-                <w:rFonts w:ascii="Arial" w:hAnsi="Arial" w:cs="Arial"/>
-                <w:b/>
-                <w:bCs/>
-                <w:color w:val="FF0000"/>
+                <w:color w:val="000000" w:themeColor="text1"/>
+                <w:sz w:val="20"/>
+                <w:szCs w:val="20"/>
+              </w:rPr>
+            </w:pPr>
+            <w:r>
+              <w:rPr>
+                <w:rFonts w:ascii="Arial" w:hAnsi="Arial" w:cs="Arial"/>
+                <w:b/>
+                <w:bCs/>
+                <w:color w:val="000000" w:themeColor="text1"/>
                 <w:sz w:val="20"/>
                 <w:szCs w:val="20"/>
               </w:rPr>
@@ -8351,7 +8073,6 @@
         <w:tc>
           <w:tcPr>
             <w:tcW w:w="1657" w:type="dxa"/>
-            <w:shd w:val="clear" w:color="auto" w:fill="auto"/>
             <w:vAlign w:val="center"/>
           </w:tcPr>
           <w:p>
@@ -8391,15 +8112,15 @@
               <w:jc w:val="center"/>
               <w:rPr>
                 <w:rFonts w:ascii="Arial" w:hAnsi="Arial" w:cs="Arial"/>
-                <w:color w:val="FF0000"/>
-                <w:sz w:val="20"/>
-                <w:szCs w:val="20"/>
-              </w:rPr>
-            </w:pPr>
-            <w:r>
-              <w:rPr>
-                <w:rFonts w:ascii="Arial" w:hAnsi="Arial" w:cs="Arial"/>
-                <w:color w:val="FF0000"/>
+                <w:color w:val="000000" w:themeColor="text1"/>
+                <w:sz w:val="20"/>
+                <w:szCs w:val="20"/>
+              </w:rPr>
+            </w:pPr>
+            <w:r>
+              <w:rPr>
+                <w:rFonts w:ascii="Arial" w:hAnsi="Arial" w:cs="Arial"/>
+                <w:color w:val="000000" w:themeColor="text1"/>
                 <w:sz w:val="20"/>
                 <w:szCs w:val="20"/>
               </w:rPr>
@@ -8411,15 +8132,15 @@
               <w:jc w:val="center"/>
               <w:rPr>
                 <w:rFonts w:ascii="Arial" w:hAnsi="Arial" w:cs="Arial"/>
-                <w:color w:val="FF0000"/>
-                <w:sz w:val="20"/>
-                <w:szCs w:val="20"/>
-              </w:rPr>
-            </w:pPr>
-            <w:r>
-              <w:rPr>
-                <w:rFonts w:ascii="Arial" w:hAnsi="Arial" w:cs="Arial"/>
-                <w:color w:val="FF0000"/>
+                <w:color w:val="000000" w:themeColor="text1"/>
+                <w:sz w:val="20"/>
+                <w:szCs w:val="20"/>
+              </w:rPr>
+            </w:pPr>
+            <w:r>
+              <w:rPr>
+                <w:rFonts w:ascii="Arial" w:hAnsi="Arial" w:cs="Arial"/>
+                <w:color w:val="000000" w:themeColor="text1"/>
                 <w:sz w:val="20"/>
                 <w:szCs w:val="20"/>
               </w:rPr>
@@ -8431,15 +8152,15 @@
               <w:jc w:val="center"/>
               <w:rPr>
                 <w:rFonts w:ascii="Arial" w:hAnsi="Arial" w:cs="Arial"/>
-                <w:color w:val="FF0000"/>
-                <w:sz w:val="20"/>
-                <w:szCs w:val="20"/>
-              </w:rPr>
-            </w:pPr>
-            <w:r>
-              <w:rPr>
-                <w:rFonts w:ascii="Arial" w:hAnsi="Arial" w:cs="Arial"/>
-                <w:color w:val="FF0000"/>
+                <w:color w:val="000000" w:themeColor="text1"/>
+                <w:sz w:val="20"/>
+                <w:szCs w:val="20"/>
+              </w:rPr>
+            </w:pPr>
+            <w:r>
+              <w:rPr>
+                <w:rFonts w:ascii="Arial" w:hAnsi="Arial" w:cs="Arial"/>
+                <w:color w:val="000000" w:themeColor="text1"/>
                 <w:sz w:val="20"/>
                 <w:szCs w:val="20"/>
               </w:rPr>
@@ -8459,17 +8180,17 @@
                 <w:rFonts w:ascii="Arial" w:hAnsi="Arial" w:cs="Arial"/>
                 <w:b/>
                 <w:bCs/>
-                <w:color w:val="FF0000"/>
-                <w:sz w:val="20"/>
-                <w:szCs w:val="20"/>
-              </w:rPr>
-            </w:pPr>
-            <w:r>
-              <w:rPr>
-                <w:rFonts w:ascii="Arial" w:hAnsi="Arial" w:cs="Arial"/>
-                <w:b/>
-                <w:bCs/>
-                <w:color w:val="FF0000"/>
+                <w:color w:val="000000" w:themeColor="text1"/>
+                <w:sz w:val="20"/>
+                <w:szCs w:val="20"/>
+              </w:rPr>
+            </w:pPr>
+            <w:r>
+              <w:rPr>
+                <w:rFonts w:ascii="Arial" w:hAnsi="Arial" w:cs="Arial"/>
+                <w:b/>
+                <w:bCs/>
+                <w:color w:val="000000" w:themeColor="text1"/>
                 <w:sz w:val="20"/>
                 <w:szCs w:val="20"/>
               </w:rPr>
@@ -8489,17 +8210,17 @@
                 <w:rFonts w:ascii="Arial" w:hAnsi="Arial" w:cs="Arial"/>
                 <w:b/>
                 <w:bCs/>
-                <w:color w:val="FF0000"/>
-                <w:sz w:val="20"/>
-                <w:szCs w:val="20"/>
-              </w:rPr>
-            </w:pPr>
-            <w:r>
-              <w:rPr>
-                <w:rFonts w:ascii="Arial" w:hAnsi="Arial" w:cs="Arial"/>
-                <w:b/>
-                <w:bCs/>
-                <w:color w:val="FF0000"/>
+                <w:color w:val="000000" w:themeColor="text1"/>
+                <w:sz w:val="20"/>
+                <w:szCs w:val="20"/>
+              </w:rPr>
+            </w:pPr>
+            <w:r>
+              <w:rPr>
+                <w:rFonts w:ascii="Arial" w:hAnsi="Arial" w:cs="Arial"/>
+                <w:b/>
+                <w:bCs/>
+                <w:color w:val="000000" w:themeColor="text1"/>
                 <w:sz w:val="20"/>
                 <w:szCs w:val="20"/>
               </w:rPr>
@@ -8756,7 +8477,6 @@
         <w:tc>
           <w:tcPr>
             <w:tcW w:w="1657" w:type="dxa"/>
-            <w:shd w:val="clear" w:color="auto" w:fill="auto"/>
             <w:vAlign w:val="center"/>
           </w:tcPr>
           <w:p>
@@ -8788,15 +8508,15 @@
               <w:jc w:val="center"/>
               <w:rPr>
                 <w:rFonts w:ascii="Arial" w:hAnsi="Arial" w:cs="Arial"/>
-                <w:color w:val="FF0000"/>
-                <w:sz w:val="20"/>
-                <w:szCs w:val="20"/>
-              </w:rPr>
-            </w:pPr>
-            <w:r>
-              <w:rPr>
-                <w:rFonts w:ascii="Arial" w:hAnsi="Arial" w:cs="Arial"/>
-                <w:color w:val="FF0000"/>
+                <w:color w:val="000000" w:themeColor="text1"/>
+                <w:sz w:val="20"/>
+                <w:szCs w:val="20"/>
+              </w:rPr>
+            </w:pPr>
+            <w:r>
+              <w:rPr>
+                <w:rFonts w:ascii="Arial" w:hAnsi="Arial" w:cs="Arial"/>
+                <w:color w:val="000000" w:themeColor="text1"/>
                 <w:sz w:val="20"/>
                 <w:szCs w:val="20"/>
               </w:rPr>
@@ -8808,15 +8528,15 @@
               <w:jc w:val="center"/>
               <w:rPr>
                 <w:rFonts w:ascii="Arial" w:hAnsi="Arial" w:cs="Arial"/>
-                <w:color w:val="FF0000"/>
-                <w:sz w:val="20"/>
-                <w:szCs w:val="20"/>
-              </w:rPr>
-            </w:pPr>
-            <w:r>
-              <w:rPr>
-                <w:rFonts w:ascii="Arial" w:hAnsi="Arial" w:cs="Arial"/>
-                <w:color w:val="FF0000"/>
+                <w:color w:val="000000" w:themeColor="text1"/>
+                <w:sz w:val="20"/>
+                <w:szCs w:val="20"/>
+              </w:rPr>
+            </w:pPr>
+            <w:r>
+              <w:rPr>
+                <w:rFonts w:ascii="Arial" w:hAnsi="Arial" w:cs="Arial"/>
+                <w:color w:val="000000" w:themeColor="text1"/>
                 <w:sz w:val="20"/>
                 <w:szCs w:val="20"/>
               </w:rPr>
@@ -8828,15 +8548,15 @@
               <w:jc w:val="center"/>
               <w:rPr>
                 <w:rFonts w:ascii="Arial" w:hAnsi="Arial" w:cs="Arial"/>
-                <w:color w:val="FF0000"/>
-                <w:sz w:val="20"/>
-                <w:szCs w:val="20"/>
-              </w:rPr>
-            </w:pPr>
-            <w:r>
-              <w:rPr>
-                <w:rFonts w:ascii="Arial" w:hAnsi="Arial" w:cs="Arial"/>
-                <w:color w:val="FF0000"/>
+                <w:color w:val="000000" w:themeColor="text1"/>
+                <w:sz w:val="20"/>
+                <w:szCs w:val="20"/>
+              </w:rPr>
+            </w:pPr>
+            <w:r>
+              <w:rPr>
+                <w:rFonts w:ascii="Arial" w:hAnsi="Arial" w:cs="Arial"/>
+                <w:color w:val="000000" w:themeColor="text1"/>
                 <w:sz w:val="20"/>
                 <w:szCs w:val="20"/>
               </w:rPr>
@@ -8856,17 +8576,17 @@
                 <w:rFonts w:ascii="Arial" w:hAnsi="Arial" w:cs="Arial"/>
                 <w:b/>
                 <w:bCs/>
-                <w:color w:val="FF0000"/>
-                <w:sz w:val="20"/>
-                <w:szCs w:val="20"/>
-              </w:rPr>
-            </w:pPr>
-            <w:r>
-              <w:rPr>
-                <w:rFonts w:ascii="Arial" w:hAnsi="Arial" w:cs="Arial"/>
-                <w:b/>
-                <w:bCs/>
-                <w:color w:val="FF0000"/>
+                <w:color w:val="000000" w:themeColor="text1"/>
+                <w:sz w:val="20"/>
+                <w:szCs w:val="20"/>
+              </w:rPr>
+            </w:pPr>
+            <w:r>
+              <w:rPr>
+                <w:rFonts w:ascii="Arial" w:hAnsi="Arial" w:cs="Arial"/>
+                <w:b/>
+                <w:bCs/>
+                <w:color w:val="000000" w:themeColor="text1"/>
                 <w:sz w:val="20"/>
                 <w:szCs w:val="20"/>
               </w:rPr>
@@ -8886,17 +8606,17 @@
                 <w:rFonts w:ascii="Arial" w:hAnsi="Arial" w:cs="Arial"/>
                 <w:b/>
                 <w:bCs/>
-                <w:color w:val="FF0000"/>
-                <w:sz w:val="20"/>
-                <w:szCs w:val="20"/>
-              </w:rPr>
-            </w:pPr>
-            <w:r>
-              <w:rPr>
-                <w:rFonts w:ascii="Arial" w:hAnsi="Arial" w:cs="Arial"/>
-                <w:b/>
-                <w:bCs/>
-                <w:color w:val="FF0000"/>
+                <w:color w:val="000000" w:themeColor="text1"/>
+                <w:sz w:val="20"/>
+                <w:szCs w:val="20"/>
+              </w:rPr>
+            </w:pPr>
+            <w:r>
+              <w:rPr>
+                <w:rFonts w:ascii="Arial" w:hAnsi="Arial" w:cs="Arial"/>
+                <w:b/>
+                <w:bCs/>
+                <w:color w:val="000000" w:themeColor="text1"/>
                 <w:sz w:val="20"/>
                 <w:szCs w:val="20"/>
               </w:rPr>
@@ -9169,7 +8889,6 @@
         <w:tc>
           <w:tcPr>
             <w:tcW w:w="1657" w:type="dxa"/>
-            <w:shd w:val="clear" w:color="auto" w:fill="auto"/>
             <w:vAlign w:val="center"/>
           </w:tcPr>
           <w:p>
@@ -9201,15 +8920,15 @@
               <w:jc w:val="center"/>
               <w:rPr>
                 <w:rFonts w:ascii="Arial" w:hAnsi="Arial" w:cs="Arial"/>
-                <w:color w:val="FF0000"/>
-                <w:sz w:val="20"/>
-                <w:szCs w:val="20"/>
-              </w:rPr>
-            </w:pPr>
-            <w:r>
-              <w:rPr>
-                <w:rFonts w:ascii="Arial" w:hAnsi="Arial" w:cs="Arial"/>
-                <w:color w:val="FF0000"/>
+                <w:color w:val="000000" w:themeColor="text1"/>
+                <w:sz w:val="20"/>
+                <w:szCs w:val="20"/>
+              </w:rPr>
+            </w:pPr>
+            <w:r>
+              <w:rPr>
+                <w:rFonts w:ascii="Arial" w:hAnsi="Arial" w:cs="Arial"/>
+                <w:color w:val="000000" w:themeColor="text1"/>
                 <w:sz w:val="20"/>
                 <w:szCs w:val="20"/>
               </w:rPr>
@@ -9229,17 +8948,17 @@
                 <w:rFonts w:ascii="Arial" w:hAnsi="Arial" w:cs="Arial"/>
                 <w:b/>
                 <w:bCs/>
-                <w:color w:val="FF0000"/>
-                <w:sz w:val="20"/>
-                <w:szCs w:val="20"/>
-              </w:rPr>
-            </w:pPr>
-            <w:r>
-              <w:rPr>
-                <w:rFonts w:ascii="Arial" w:hAnsi="Arial" w:cs="Arial"/>
-                <w:b/>
-                <w:bCs/>
-                <w:color w:val="FF0000"/>
+                <w:color w:val="000000" w:themeColor="text1"/>
+                <w:sz w:val="20"/>
+                <w:szCs w:val="20"/>
+              </w:rPr>
+            </w:pPr>
+            <w:r>
+              <w:rPr>
+                <w:rFonts w:ascii="Arial" w:hAnsi="Arial" w:cs="Arial"/>
+                <w:b/>
+                <w:bCs/>
+                <w:color w:val="000000" w:themeColor="text1"/>
                 <w:sz w:val="20"/>
                 <w:szCs w:val="20"/>
               </w:rPr>
@@ -9259,17 +8978,17 @@
                 <w:rFonts w:ascii="Arial" w:hAnsi="Arial" w:cs="Arial"/>
                 <w:b/>
                 <w:bCs/>
-                <w:color w:val="FF0000"/>
-                <w:sz w:val="20"/>
-                <w:szCs w:val="20"/>
-              </w:rPr>
-            </w:pPr>
-            <w:r>
-              <w:rPr>
-                <w:rFonts w:ascii="Arial" w:hAnsi="Arial" w:cs="Arial"/>
-                <w:b/>
-                <w:bCs/>
-                <w:color w:val="FF0000"/>
+                <w:color w:val="000000" w:themeColor="text1"/>
+                <w:sz w:val="20"/>
+                <w:szCs w:val="20"/>
+              </w:rPr>
+            </w:pPr>
+            <w:r>
+              <w:rPr>
+                <w:rFonts w:ascii="Arial" w:hAnsi="Arial" w:cs="Arial"/>
+                <w:b/>
+                <w:bCs/>
+                <w:color w:val="000000" w:themeColor="text1"/>
                 <w:sz w:val="20"/>
                 <w:szCs w:val="20"/>
               </w:rPr>
@@ -9542,7 +9261,6 @@
         <w:tc>
           <w:tcPr>
             <w:tcW w:w="1657" w:type="dxa"/>
-            <w:shd w:val="clear" w:color="auto" w:fill="auto"/>
             <w:vAlign w:val="center"/>
           </w:tcPr>
           <w:p>
@@ -9574,15 +9292,15 @@
               <w:jc w:val="center"/>
               <w:rPr>
                 <w:rFonts w:ascii="Arial" w:hAnsi="Arial" w:cs="Arial"/>
-                <w:color w:val="FF0000"/>
-                <w:sz w:val="20"/>
-                <w:szCs w:val="20"/>
-              </w:rPr>
-            </w:pPr>
-            <w:r>
-              <w:rPr>
-                <w:rFonts w:ascii="Arial" w:hAnsi="Arial" w:cs="Arial"/>
-                <w:color w:val="FF0000"/>
+                <w:color w:val="000000" w:themeColor="text1"/>
+                <w:sz w:val="20"/>
+                <w:szCs w:val="20"/>
+              </w:rPr>
+            </w:pPr>
+            <w:r>
+              <w:rPr>
+                <w:rFonts w:ascii="Arial" w:hAnsi="Arial" w:cs="Arial"/>
+                <w:color w:val="000000" w:themeColor="text1"/>
                 <w:sz w:val="20"/>
                 <w:szCs w:val="20"/>
               </w:rPr>
@@ -9602,17 +9320,17 @@
                 <w:rFonts w:ascii="Arial" w:hAnsi="Arial" w:cs="Arial"/>
                 <w:b/>
                 <w:bCs/>
-                <w:color w:val="FF0000"/>
-                <w:sz w:val="20"/>
-                <w:szCs w:val="20"/>
-              </w:rPr>
-            </w:pPr>
-            <w:r>
-              <w:rPr>
-                <w:rFonts w:ascii="Arial" w:hAnsi="Arial" w:cs="Arial"/>
-                <w:b/>
-                <w:bCs/>
-                <w:color w:val="FF0000"/>
+                <w:color w:val="000000" w:themeColor="text1"/>
+                <w:sz w:val="20"/>
+                <w:szCs w:val="20"/>
+              </w:rPr>
+            </w:pPr>
+            <w:r>
+              <w:rPr>
+                <w:rFonts w:ascii="Arial" w:hAnsi="Arial" w:cs="Arial"/>
+                <w:b/>
+                <w:bCs/>
+                <w:color w:val="000000" w:themeColor="text1"/>
                 <w:sz w:val="20"/>
                 <w:szCs w:val="20"/>
               </w:rPr>
@@ -9632,17 +9350,17 @@
                 <w:rFonts w:ascii="Arial" w:hAnsi="Arial" w:cs="Arial"/>
                 <w:b/>
                 <w:bCs/>
-                <w:color w:val="FF0000"/>
-                <w:sz w:val="20"/>
-                <w:szCs w:val="20"/>
-              </w:rPr>
-            </w:pPr>
-            <w:r>
-              <w:rPr>
-                <w:rFonts w:ascii="Arial" w:hAnsi="Arial" w:cs="Arial"/>
-                <w:b/>
-                <w:bCs/>
-                <w:color w:val="FF0000"/>
+                <w:color w:val="000000" w:themeColor="text1"/>
+                <w:sz w:val="20"/>
+                <w:szCs w:val="20"/>
+              </w:rPr>
+            </w:pPr>
+            <w:r>
+              <w:rPr>
+                <w:rFonts w:ascii="Arial" w:hAnsi="Arial" w:cs="Arial"/>
+                <w:b/>
+                <w:bCs/>
+                <w:color w:val="000000" w:themeColor="text1"/>
                 <w:sz w:val="20"/>
                 <w:szCs w:val="20"/>
               </w:rPr>
@@ -9872,7 +9590,7 @@
     </w:p>
     <w:p>
       <w:pPr>
-        <w:pStyle w:val="ListParagraph"/>
+        <w:pStyle w:val="Prrafodelista"/>
         <w:numPr>
           <w:ilvl w:val="0"/>
           <w:numId w:val="23"/>
@@ -9899,7 +9617,7 @@
     </w:p>
     <w:p>
       <w:pPr>
-        <w:pStyle w:val="ListParagraph"/>
+        <w:pStyle w:val="Prrafodelista"/>
         <w:numPr>
           <w:ilvl w:val="0"/>
           <w:numId w:val="23"/>
@@ -9926,7 +9644,7 @@
     </w:p>
     <w:p>
       <w:pPr>
-        <w:pStyle w:val="ListParagraph"/>
+        <w:pStyle w:val="Prrafodelista"/>
         <w:numPr>
           <w:ilvl w:val="0"/>
           <w:numId w:val="17"/>
@@ -9985,7 +9703,7 @@
     </w:p>
     <w:p>
       <w:pPr>
-        <w:pStyle w:val="ListParagraph"/>
+        <w:pStyle w:val="Prrafodelista"/>
         <w:numPr>
           <w:ilvl w:val="0"/>
           <w:numId w:val="17"/>
@@ -12264,7 +11982,7 @@
     </w:tbl>
     <w:p>
       <w:pPr>
-        <w:pStyle w:val="BodyText"/>
+        <w:pStyle w:val="Textoindependiente"/>
         <w:tabs>
           <w:tab w:val="left" w:pos="345"/>
         </w:tabs>
@@ -14485,7 +14203,7 @@
                           </pic:cNvPicPr>
                         </pic:nvPicPr>
                         <pic:blipFill>
-                          <a:blip r:embed="rId8">
+                          <a:blip r:embed="rId9">
                             <a:extLst>
                               <a:ext uri="{28A0092B-C50C-407E-A947-70E740481C1C}">
                                 <a14:useLocalDpi xmlns:a14="http://schemas.microsoft.com/office/drawing/2010/main" val="0"/>
@@ -15381,7 +15099,6 @@
         <w:tc>
           <w:tcPr>
             <w:tcW w:w="1701" w:type="dxa"/>
-            <w:shd w:val="clear" w:color="auto" w:fill="auto"/>
             <w:vAlign w:val="center"/>
           </w:tcPr>
           <w:p>
@@ -15839,7 +15556,6 @@
         <w:tc>
           <w:tcPr>
             <w:tcW w:w="1701" w:type="dxa"/>
-            <w:shd w:val="clear" w:color="auto" w:fill="auto"/>
             <w:vAlign w:val="center"/>
           </w:tcPr>
           <w:p>
@@ -16276,7 +15992,6 @@
         <w:tc>
           <w:tcPr>
             <w:tcW w:w="1701" w:type="dxa"/>
-            <w:shd w:val="clear" w:color="auto" w:fill="auto"/>
             <w:vAlign w:val="center"/>
           </w:tcPr>
           <w:p>
@@ -16741,7 +16456,6 @@
         <w:tc>
           <w:tcPr>
             <w:tcW w:w="1701" w:type="dxa"/>
-            <w:shd w:val="clear" w:color="auto" w:fill="auto"/>
             <w:vAlign w:val="center"/>
           </w:tcPr>
           <w:p>
@@ -17168,7 +16882,6 @@
         <w:tc>
           <w:tcPr>
             <w:tcW w:w="1701" w:type="dxa"/>
-            <w:shd w:val="clear" w:color="auto" w:fill="auto"/>
             <w:vAlign w:val="center"/>
           </w:tcPr>
           <w:p>
@@ -17501,7 +17214,6 @@
         <w:tc>
           <w:tcPr>
             <w:tcW w:w="1701" w:type="dxa"/>
-            <w:shd w:val="clear" w:color="auto" w:fill="auto"/>
             <w:vAlign w:val="center"/>
           </w:tcPr>
           <w:p>
@@ -17834,7 +17546,6 @@
         <w:tc>
           <w:tcPr>
             <w:tcW w:w="1701" w:type="dxa"/>
-            <w:shd w:val="clear" w:color="auto" w:fill="auto"/>
             <w:vAlign w:val="center"/>
           </w:tcPr>
           <w:p>
@@ -18127,7 +17838,6 @@
         <w:tc>
           <w:tcPr>
             <w:tcW w:w="1701" w:type="dxa"/>
-            <w:shd w:val="clear" w:color="auto" w:fill="auto"/>
             <w:vAlign w:val="center"/>
           </w:tcPr>
           <w:p>
@@ -19917,7 +19627,7 @@
                           </pic:cNvPicPr>
                         </pic:nvPicPr>
                         <pic:blipFill>
-                          <a:blip r:embed="rId8">
+                          <a:blip r:embed="rId9">
                             <a:extLst>
                               <a:ext uri="{28A0092B-C50C-407E-A947-70E740481C1C}">
                                 <a14:useLocalDpi xmlns:a14="http://schemas.microsoft.com/office/drawing/2010/main" val="0"/>
@@ -21854,7 +21564,7 @@
     </w:p>
     <w:p>
       <w:pPr>
-        <w:pStyle w:val="ListParagraph"/>
+        <w:pStyle w:val="Prrafodelista"/>
         <w:numPr>
           <w:ilvl w:val="0"/>
           <w:numId w:val="23"/>
@@ -22190,7 +21900,7 @@
     </w:p>
     <w:p>
       <w:pPr>
-        <w:pStyle w:val="ListParagraph"/>
+        <w:pStyle w:val="Prrafodelista"/>
         <w:numPr>
           <w:ilvl w:val="0"/>
           <w:numId w:val="23"/>
@@ -22315,7 +22025,7 @@
     </w:p>
     <w:p>
       <w:pPr>
-        <w:pStyle w:val="ListParagraph"/>
+        <w:pStyle w:val="Prrafodelista"/>
         <w:numPr>
           <w:ilvl w:val="0"/>
           <w:numId w:val="23"/>
@@ -22920,7 +22630,6 @@
         <w:tc>
           <w:tcPr>
             <w:tcW w:w="1418" w:type="dxa"/>
-            <w:shd w:val="clear" w:color="auto" w:fill="auto"/>
             <w:vAlign w:val="center"/>
           </w:tcPr>
           <w:p>
@@ -23305,7 +23014,6 @@
         <w:tc>
           <w:tcPr>
             <w:tcW w:w="1418" w:type="dxa"/>
-            <w:shd w:val="clear" w:color="auto" w:fill="auto"/>
             <w:vAlign w:val="center"/>
           </w:tcPr>
           <w:p>
@@ -23695,7 +23403,6 @@
         <w:tc>
           <w:tcPr>
             <w:tcW w:w="1418" w:type="dxa"/>
-            <w:shd w:val="clear" w:color="auto" w:fill="auto"/>
             <w:vAlign w:val="center"/>
           </w:tcPr>
           <w:p>
@@ -24010,7 +23717,6 @@
         <w:tc>
           <w:tcPr>
             <w:tcW w:w="1418" w:type="dxa"/>
-            <w:shd w:val="clear" w:color="auto" w:fill="auto"/>
             <w:vAlign w:val="center"/>
           </w:tcPr>
           <w:p>
@@ -24346,7 +24052,6 @@
         <w:tc>
           <w:tcPr>
             <w:tcW w:w="1418" w:type="dxa"/>
-            <w:shd w:val="clear" w:color="auto" w:fill="auto"/>
             <w:vAlign w:val="center"/>
           </w:tcPr>
           <w:p>
@@ -24595,7 +24300,6 @@
         <w:tc>
           <w:tcPr>
             <w:tcW w:w="1418" w:type="dxa"/>
-            <w:shd w:val="clear" w:color="auto" w:fill="auto"/>
             <w:vAlign w:val="center"/>
           </w:tcPr>
           <w:p>
@@ -24891,7 +24595,6 @@
         <w:tc>
           <w:tcPr>
             <w:tcW w:w="1418" w:type="dxa"/>
-            <w:shd w:val="clear" w:color="auto" w:fill="auto"/>
             <w:vAlign w:val="center"/>
           </w:tcPr>
           <w:p>
@@ -25147,7 +24850,6 @@
         <w:tc>
           <w:tcPr>
             <w:tcW w:w="1418" w:type="dxa"/>
-            <w:shd w:val="clear" w:color="auto" w:fill="auto"/>
             <w:vAlign w:val="center"/>
           </w:tcPr>
           <w:p>
@@ -25380,7 +25082,7 @@
     </w:p>
     <w:p>
       <w:pPr>
-        <w:pStyle w:val="ListParagraph"/>
+        <w:pStyle w:val="Prrafodelista"/>
         <w:numPr>
           <w:ilvl w:val="0"/>
           <w:numId w:val="23"/>
@@ -25425,7 +25127,7 @@
     </w:p>
     <w:p>
       <w:pPr>
-        <w:pStyle w:val="ListParagraph"/>
+        <w:pStyle w:val="Prrafodelista"/>
         <w:numPr>
           <w:ilvl w:val="0"/>
           <w:numId w:val="23"/>
@@ -25452,7 +25154,7 @@
     </w:p>
     <w:p>
       <w:pPr>
-        <w:pStyle w:val="ListParagraph"/>
+        <w:pStyle w:val="Prrafodelista"/>
         <w:numPr>
           <w:ilvl w:val="0"/>
           <w:numId w:val="17"/>
@@ -25511,7 +25213,7 @@
     </w:p>
     <w:p>
       <w:pPr>
-        <w:pStyle w:val="ListParagraph"/>
+        <w:pStyle w:val="Prrafodelista"/>
         <w:numPr>
           <w:ilvl w:val="0"/>
           <w:numId w:val="17"/>
@@ -27082,7 +26784,7 @@
     </w:tbl>
     <w:p>
       <w:pPr>
-        <w:pStyle w:val="BodyText"/>
+        <w:pStyle w:val="Textoindependiente"/>
         <w:tabs>
           <w:tab w:val="left" w:pos="345"/>
         </w:tabs>
@@ -27117,7 +26819,7 @@
 </file>
 
 <file path=word/endnotes.xml><?xml version="1.0" encoding="utf-8"?>
-<w:endnotes xmlns:wpc="http://schemas.microsoft.com/office/word/2010/wordprocessingCanvas" xmlns:cx="http://schemas.microsoft.com/office/drawing/2014/chartex" xmlns:cx1="http://schemas.microsoft.com/office/drawing/2015/9/8/chartex" xmlns:cx2="http://schemas.microsoft.com/office/drawing/2015/10/21/chartex" xmlns:cx3="http://schemas.microsoft.com/office/drawing/2016/5/9/chartex" xmlns:cx4="http://schemas.microsoft.com/office/drawing/2016/5/10/chartex" xmlns:cx5="http://schemas.microsoft.com/office/drawing/2016/5/11/chartex" xmlns:cx6="http://schemas.microsoft.com/office/drawing/2016/5/12/chartex" xmlns:cx7="http://schemas.microsoft.com/office/drawing/2016/5/13/chartex" xmlns:cx8="http://schemas.microsoft.com/office/drawing/2016/5/14/chartex" xmlns:mc="http://schemas.openxmlformats.org/markup-compatibility/2006" xmlns:aink="http://schemas.microsoft.com/office/drawing/2016/ink" xmlns:am3d="http://schemas.microsoft.com/office/drawing/2017/model3d" xmlns:o="urn:schemas-microsoft-com:office:office" xmlns:oel="http://schemas.microsoft.com/office/2019/extlst" xmlns:r="http://schemas.openxmlformats.org/officeDocument/2006/relationships" xmlns:m="http://schemas.openxmlformats.org/officeDocument/2006/math" xmlns:v="urn:schemas-microsoft-com:vml" xmlns:wp14="http://schemas.microsoft.com/office/word/2010/wordprocessingDrawing" xmlns:wp="http://schemas.openxmlformats.org/drawingml/2006/wordprocessingDrawing" xmlns:w10="urn:schemas-microsoft-com:office:word" xmlns:w="http://schemas.openxmlformats.org/wordprocessingml/2006/main" xmlns:w14="http://schemas.microsoft.com/office/word/2010/wordml" xmlns:w15="http://schemas.microsoft.com/office/word/2012/wordml" xmlns:w16cex="http://schemas.microsoft.com/office/word/2018/wordml/cex" xmlns:w16cid="http://schemas.microsoft.com/office/word/2016/wordml/cid" xmlns:w16="http://schemas.microsoft.com/office/word/2018/wordml" xmlns:w16sdtdh="http://schemas.microsoft.com/office/word/2020/wordml/sdtdatahash" xmlns:w16se="http://schemas.microsoft.com/office/word/2015/wordml/symex" xmlns:wpg="http://schemas.microsoft.com/office/word/2010/wordprocessingGroup" xmlns:wpi="http://schemas.microsoft.com/office/word/2010/wordprocessingInk" xmlns:wne="http://schemas.microsoft.com/office/word/2006/wordml" xmlns:wps="http://schemas.microsoft.com/office/word/2010/wordprocessingShape" mc:Ignorable="w14 w15 w16se w16cid w16 w16cex w16sdtdh wp14">
+<w:endnotes xmlns:wpc="http://schemas.microsoft.com/office/word/2010/wordprocessingCanvas" xmlns:cx="http://schemas.microsoft.com/office/drawing/2014/chartex" xmlns:cx1="http://schemas.microsoft.com/office/drawing/2015/9/8/chartex" xmlns:cx2="http://schemas.microsoft.com/office/drawing/2015/10/21/chartex" xmlns:cx3="http://schemas.microsoft.com/office/drawing/2016/5/9/chartex" xmlns:cx4="http://schemas.microsoft.com/office/drawing/2016/5/10/chartex" xmlns:cx5="http://schemas.microsoft.com/office/drawing/2016/5/11/chartex" xmlns:cx6="http://schemas.microsoft.com/office/drawing/2016/5/12/chartex" xmlns:cx7="http://schemas.microsoft.com/office/drawing/2016/5/13/chartex" xmlns:cx8="http://schemas.microsoft.com/office/drawing/2016/5/14/chartex" xmlns:mc="http://schemas.openxmlformats.org/markup-compatibility/2006" xmlns:aink="http://schemas.microsoft.com/office/drawing/2016/ink" xmlns:am3d="http://schemas.microsoft.com/office/drawing/2017/model3d" xmlns:o="urn:schemas-microsoft-com:office:office" xmlns:oel="http://schemas.microsoft.com/office/2019/extlst" xmlns:r="http://schemas.openxmlformats.org/officeDocument/2006/relationships" xmlns:m="http://schemas.openxmlformats.org/officeDocument/2006/math" xmlns:v="urn:schemas-microsoft-com:vml" xmlns:wp14="http://schemas.microsoft.com/office/word/2010/wordprocessingDrawing" xmlns:wp="http://schemas.openxmlformats.org/drawingml/2006/wordprocessingDrawing" xmlns:w10="urn:schemas-microsoft-com:office:word" xmlns:w="http://schemas.openxmlformats.org/wordprocessingml/2006/main" xmlns:w14="http://schemas.microsoft.com/office/word/2010/wordml" xmlns:w15="http://schemas.microsoft.com/office/word/2012/wordml" xmlns:w16cex="http://schemas.microsoft.com/office/word/2018/wordml/cex" xmlns:w16cid="http://schemas.microsoft.com/office/word/2016/wordml/cid" xmlns:w16="http://schemas.microsoft.com/office/word/2018/wordml" xmlns:w16du="http://schemas.microsoft.com/office/word/2023/wordml/word16du" xmlns:w16sdtdh="http://schemas.microsoft.com/office/word/2020/wordml/sdtdatahash" xmlns:w16sdtfl="http://schemas.microsoft.com/office/word/2024/wordml/sdtformatlock" xmlns:w16se="http://schemas.microsoft.com/office/word/2015/wordml/symex" xmlns:wpg="http://schemas.microsoft.com/office/word/2010/wordprocessingGroup" xmlns:wpi="http://schemas.microsoft.com/office/word/2010/wordprocessingInk" xmlns:wne="http://schemas.microsoft.com/office/word/2006/wordml" xmlns:wps="http://schemas.microsoft.com/office/word/2010/wordprocessingShape" mc:Ignorable="w14 w15 w16se w16cid w16 w16cex w16sdtdh w16sdtfl w16du wp14">
   <w:endnote w:type="separator" w:id="-1">
     <w:p>
       <w:r>
@@ -27136,7 +26838,7 @@
 </file>
 
 <file path=word/footer1.xml><?xml version="1.0" encoding="utf-8"?>
-<w:ftr xmlns:wpc="http://schemas.microsoft.com/office/word/2010/wordprocessingCanvas" xmlns:cx="http://schemas.microsoft.com/office/drawing/2014/chartex" xmlns:cx1="http://schemas.microsoft.com/office/drawing/2015/9/8/chartex" xmlns:cx2="http://schemas.microsoft.com/office/drawing/2015/10/21/chartex" xmlns:cx3="http://schemas.microsoft.com/office/drawing/2016/5/9/chartex" xmlns:cx4="http://schemas.microsoft.com/office/drawing/2016/5/10/chartex" xmlns:cx5="http://schemas.microsoft.com/office/drawing/2016/5/11/chartex" xmlns:cx6="http://schemas.microsoft.com/office/drawing/2016/5/12/chartex" xmlns:cx7="http://schemas.microsoft.com/office/drawing/2016/5/13/chartex" xmlns:cx8="http://schemas.microsoft.com/office/drawing/2016/5/14/chartex" xmlns:mc="http://schemas.openxmlformats.org/markup-compatibility/2006" xmlns:aink="http://schemas.microsoft.com/office/drawing/2016/ink" xmlns:am3d="http://schemas.microsoft.com/office/drawing/2017/model3d" xmlns:o="urn:schemas-microsoft-com:office:office" xmlns:oel="http://schemas.microsoft.com/office/2019/extlst" xmlns:r="http://schemas.openxmlformats.org/officeDocument/2006/relationships" xmlns:m="http://schemas.openxmlformats.org/officeDocument/2006/math" xmlns:v="urn:schemas-microsoft-com:vml" xmlns:wp14="http://schemas.microsoft.com/office/word/2010/wordprocessingDrawing" xmlns:wp="http://schemas.openxmlformats.org/drawingml/2006/wordprocessingDrawing" xmlns:w10="urn:schemas-microsoft-com:office:word" xmlns:w="http://schemas.openxmlformats.org/wordprocessingml/2006/main" xmlns:w14="http://schemas.microsoft.com/office/word/2010/wordml" xmlns:w15="http://schemas.microsoft.com/office/word/2012/wordml" xmlns:w16cex="http://schemas.microsoft.com/office/word/2018/wordml/cex" xmlns:w16cid="http://schemas.microsoft.com/office/word/2016/wordml/cid" xmlns:w16="http://schemas.microsoft.com/office/word/2018/wordml" xmlns:w16sdtdh="http://schemas.microsoft.com/office/word/2020/wordml/sdtdatahash" xmlns:w16se="http://schemas.microsoft.com/office/word/2015/wordml/symex" xmlns:wpg="http://schemas.microsoft.com/office/word/2010/wordprocessingGroup" xmlns:wpi="http://schemas.microsoft.com/office/word/2010/wordprocessingInk" xmlns:wne="http://schemas.microsoft.com/office/word/2006/wordml" xmlns:wps="http://schemas.microsoft.com/office/word/2010/wordprocessingShape" mc:Ignorable="w14 w15 w16se w16cid w16 w16cex w16sdtdh wp14">
+<w:ftr xmlns:wpc="http://schemas.microsoft.com/office/word/2010/wordprocessingCanvas" xmlns:cx="http://schemas.microsoft.com/office/drawing/2014/chartex" xmlns:cx1="http://schemas.microsoft.com/office/drawing/2015/9/8/chartex" xmlns:cx2="http://schemas.microsoft.com/office/drawing/2015/10/21/chartex" xmlns:cx3="http://schemas.microsoft.com/office/drawing/2016/5/9/chartex" xmlns:cx4="http://schemas.microsoft.com/office/drawing/2016/5/10/chartex" xmlns:cx5="http://schemas.microsoft.com/office/drawing/2016/5/11/chartex" xmlns:cx6="http://schemas.microsoft.com/office/drawing/2016/5/12/chartex" xmlns:cx7="http://schemas.microsoft.com/office/drawing/2016/5/13/chartex" xmlns:cx8="http://schemas.microsoft.com/office/drawing/2016/5/14/chartex" xmlns:mc="http://schemas.openxmlformats.org/markup-compatibility/2006" xmlns:aink="http://schemas.microsoft.com/office/drawing/2016/ink" xmlns:am3d="http://schemas.microsoft.com/office/drawing/2017/model3d" xmlns:o="urn:schemas-microsoft-com:office:office" xmlns:oel="http://schemas.microsoft.com/office/2019/extlst" xmlns:r="http://schemas.openxmlformats.org/officeDocument/2006/relationships" xmlns:m="http://schemas.openxmlformats.org/officeDocument/2006/math" xmlns:v="urn:schemas-microsoft-com:vml" xmlns:wp14="http://schemas.microsoft.com/office/word/2010/wordprocessingDrawing" xmlns:wp="http://schemas.openxmlformats.org/drawingml/2006/wordprocessingDrawing" xmlns:w10="urn:schemas-microsoft-com:office:word" xmlns:w="http://schemas.openxmlformats.org/wordprocessingml/2006/main" xmlns:w14="http://schemas.microsoft.com/office/word/2010/wordml" xmlns:w15="http://schemas.microsoft.com/office/word/2012/wordml" xmlns:w16cex="http://schemas.microsoft.com/office/word/2018/wordml/cex" xmlns:w16cid="http://schemas.microsoft.com/office/word/2016/wordml/cid" xmlns:w16="http://schemas.microsoft.com/office/word/2018/wordml" xmlns:w16du="http://schemas.microsoft.com/office/word/2023/wordml/word16du" xmlns:w16sdtdh="http://schemas.microsoft.com/office/word/2020/wordml/sdtdatahash" xmlns:w16sdtfl="http://schemas.microsoft.com/office/word/2024/wordml/sdtformatlock" xmlns:w16se="http://schemas.microsoft.com/office/word/2015/wordml/symex" xmlns:wpg="http://schemas.microsoft.com/office/word/2010/wordprocessingGroup" xmlns:wpi="http://schemas.microsoft.com/office/word/2010/wordprocessingInk" xmlns:wne="http://schemas.microsoft.com/office/word/2006/wordml" xmlns:wps="http://schemas.microsoft.com/office/word/2010/wordprocessingShape" mc:Ignorable="w14 w15 w16se w16cid w16 w16cex w16sdtdh w16sdtfl w16du wp14">
   <w:p>
     <w:pPr>
       <w:spacing w:line="14" w:lineRule="auto"/>
@@ -27336,7 +27038,7 @@
 </file>
 
 <file path=word/footnotes.xml><?xml version="1.0" encoding="utf-8"?>
-<w:footnotes xmlns:wpc="http://schemas.microsoft.com/office/word/2010/wordprocessingCanvas" xmlns:cx="http://schemas.microsoft.com/office/drawing/2014/chartex" xmlns:cx1="http://schemas.microsoft.com/office/drawing/2015/9/8/chartex" xmlns:cx2="http://schemas.microsoft.com/office/drawing/2015/10/21/chartex" xmlns:cx3="http://schemas.microsoft.com/office/drawing/2016/5/9/chartex" xmlns:cx4="http://schemas.microsoft.com/office/drawing/2016/5/10/chartex" xmlns:cx5="http://schemas.microsoft.com/office/drawing/2016/5/11/chartex" xmlns:cx6="http://schemas.microsoft.com/office/drawing/2016/5/12/chartex" xmlns:cx7="http://schemas.microsoft.com/office/drawing/2016/5/13/chartex" xmlns:cx8="http://schemas.microsoft.com/office/drawing/2016/5/14/chartex" xmlns:mc="http://schemas.openxmlformats.org/markup-compatibility/2006" xmlns:aink="http://schemas.microsoft.com/office/drawing/2016/ink" xmlns:am3d="http://schemas.microsoft.com/office/drawing/2017/model3d" xmlns:o="urn:schemas-microsoft-com:office:office" xmlns:oel="http://schemas.microsoft.com/office/2019/extlst" xmlns:r="http://schemas.openxmlformats.org/officeDocument/2006/relationships" xmlns:m="http://schemas.openxmlformats.org/officeDocument/2006/math" xmlns:v="urn:schemas-microsoft-com:vml" xmlns:wp14="http://schemas.microsoft.com/office/word/2010/wordprocessingDrawing" xmlns:wp="http://schemas.openxmlformats.org/drawingml/2006/wordprocessingDrawing" xmlns:w10="urn:schemas-microsoft-com:office:word" xmlns:w="http://schemas.openxmlformats.org/wordprocessingml/2006/main" xmlns:w14="http://schemas.microsoft.com/office/word/2010/wordml" xmlns:w15="http://schemas.microsoft.com/office/word/2012/wordml" xmlns:w16cex="http://schemas.microsoft.com/office/word/2018/wordml/cex" xmlns:w16cid="http://schemas.microsoft.com/office/word/2016/wordml/cid" xmlns:w16="http://schemas.microsoft.com/office/word/2018/wordml" xmlns:w16sdtdh="http://schemas.microsoft.com/office/word/2020/wordml/sdtdatahash" xmlns:w16se="http://schemas.microsoft.com/office/word/2015/wordml/symex" xmlns:wpg="http://schemas.microsoft.com/office/word/2010/wordprocessingGroup" xmlns:wpi="http://schemas.microsoft.com/office/word/2010/wordprocessingInk" xmlns:wne="http://schemas.microsoft.com/office/word/2006/wordml" xmlns:wps="http://schemas.microsoft.com/office/word/2010/wordprocessingShape" mc:Ignorable="w14 w15 w16se w16cid w16 w16cex w16sdtdh wp14">
+<w:footnotes xmlns:wpc="http://schemas.microsoft.com/office/word/2010/wordprocessingCanvas" xmlns:cx="http://schemas.microsoft.com/office/drawing/2014/chartex" xmlns:cx1="http://schemas.microsoft.com/office/drawing/2015/9/8/chartex" xmlns:cx2="http://schemas.microsoft.com/office/drawing/2015/10/21/chartex" xmlns:cx3="http://schemas.microsoft.com/office/drawing/2016/5/9/chartex" xmlns:cx4="http://schemas.microsoft.com/office/drawing/2016/5/10/chartex" xmlns:cx5="http://schemas.microsoft.com/office/drawing/2016/5/11/chartex" xmlns:cx6="http://schemas.microsoft.com/office/drawing/2016/5/12/chartex" xmlns:cx7="http://schemas.microsoft.com/office/drawing/2016/5/13/chartex" xmlns:cx8="http://schemas.microsoft.com/office/drawing/2016/5/14/chartex" xmlns:mc="http://schemas.openxmlformats.org/markup-compatibility/2006" xmlns:aink="http://schemas.microsoft.com/office/drawing/2016/ink" xmlns:am3d="http://schemas.microsoft.com/office/drawing/2017/model3d" xmlns:o="urn:schemas-microsoft-com:office:office" xmlns:oel="http://schemas.microsoft.com/office/2019/extlst" xmlns:r="http://schemas.openxmlformats.org/officeDocument/2006/relationships" xmlns:m="http://schemas.openxmlformats.org/officeDocument/2006/math" xmlns:v="urn:schemas-microsoft-com:vml" xmlns:wp14="http://schemas.microsoft.com/office/word/2010/wordprocessingDrawing" xmlns:wp="http://schemas.openxmlformats.org/drawingml/2006/wordprocessingDrawing" xmlns:w10="urn:schemas-microsoft-com:office:word" xmlns:w="http://schemas.openxmlformats.org/wordprocessingml/2006/main" xmlns:w14="http://schemas.microsoft.com/office/word/2010/wordml" xmlns:w15="http://schemas.microsoft.com/office/word/2012/wordml" xmlns:w16cex="http://schemas.microsoft.com/office/word/2018/wordml/cex" xmlns:w16cid="http://schemas.microsoft.com/office/word/2016/wordml/cid" xmlns:w16="http://schemas.microsoft.com/office/word/2018/wordml" xmlns:w16du="http://schemas.microsoft.com/office/word/2023/wordml/word16du" xmlns:w16sdtdh="http://schemas.microsoft.com/office/word/2020/wordml/sdtdatahash" xmlns:w16sdtfl="http://schemas.microsoft.com/office/word/2024/wordml/sdtformatlock" xmlns:w16se="http://schemas.microsoft.com/office/word/2015/wordml/symex" xmlns:wpg="http://schemas.microsoft.com/office/word/2010/wordprocessingGroup" xmlns:wpi="http://schemas.microsoft.com/office/word/2010/wordprocessingInk" xmlns:wne="http://schemas.microsoft.com/office/word/2006/wordml" xmlns:wps="http://schemas.microsoft.com/office/word/2010/wordprocessingShape" mc:Ignorable="w14 w15 w16se w16cid w16 w16cex w16sdtdh w16sdtfl w16du wp14">
   <w:footnote w:type="separator" w:id="-1">
     <w:p>
       <w:r>
@@ -27355,7 +27057,7 @@
 </file>
 
 <file path=word/numbering.xml><?xml version="1.0" encoding="utf-8"?>
-<w:numbering xmlns:wpc="http://schemas.microsoft.com/office/word/2010/wordprocessingCanvas" xmlns:cx="http://schemas.microsoft.com/office/drawing/2014/chartex" xmlns:cx1="http://schemas.microsoft.com/office/drawing/2015/9/8/chartex" xmlns:cx2="http://schemas.microsoft.com/office/drawing/2015/10/21/chartex" xmlns:cx3="http://schemas.microsoft.com/office/drawing/2016/5/9/chartex" xmlns:cx4="http://schemas.microsoft.com/office/drawing/2016/5/10/chartex" xmlns:cx5="http://schemas.microsoft.com/office/drawing/2016/5/11/chartex" xmlns:cx6="http://schemas.microsoft.com/office/drawing/2016/5/12/chartex" xmlns:cx7="http://schemas.microsoft.com/office/drawing/2016/5/13/chartex" xmlns:cx8="http://schemas.microsoft.com/office/drawing/2016/5/14/chartex" xmlns:mc="http://schemas.openxmlformats.org/markup-compatibility/2006" xmlns:aink="http://schemas.microsoft.com/office/drawing/2016/ink" xmlns:am3d="http://schemas.microsoft.com/office/drawing/2017/model3d" xmlns:o="urn:schemas-microsoft-com:office:office" xmlns:oel="http://schemas.microsoft.com/office/2019/extlst" xmlns:r="http://schemas.openxmlformats.org/officeDocument/2006/relationships" xmlns:m="http://schemas.openxmlformats.org/officeDocument/2006/math" xmlns:v="urn:schemas-microsoft-com:vml" xmlns:wp14="http://schemas.microsoft.com/office/word/2010/wordprocessingDrawing" xmlns:wp="http://schemas.openxmlformats.org/drawingml/2006/wordprocessingDrawing" xmlns:w10="urn:schemas-microsoft-com:office:word" xmlns:w="http://schemas.openxmlformats.org/wordprocessingml/2006/main" xmlns:w14="http://schemas.microsoft.com/office/word/2010/wordml" xmlns:w15="http://schemas.microsoft.com/office/word/2012/wordml" xmlns:w16cex="http://schemas.microsoft.com/office/word/2018/wordml/cex" xmlns:w16cid="http://schemas.microsoft.com/office/word/2016/wordml/cid" xmlns:w16="http://schemas.microsoft.com/office/word/2018/wordml" xmlns:w16sdtdh="http://schemas.microsoft.com/office/word/2020/wordml/sdtdatahash" xmlns:w16se="http://schemas.microsoft.com/office/word/2015/wordml/symex" xmlns:wpg="http://schemas.microsoft.com/office/word/2010/wordprocessingGroup" xmlns:wpi="http://schemas.microsoft.com/office/word/2010/wordprocessingInk" xmlns:wne="http://schemas.microsoft.com/office/word/2006/wordml" xmlns:wps="http://schemas.microsoft.com/office/word/2010/wordprocessingShape" mc:Ignorable="w14 w15 w16se w16cid w16 w16cex w16sdtdh wp14">
+<w:numbering xmlns:wpc="http://schemas.microsoft.com/office/word/2010/wordprocessingCanvas" xmlns:cx="http://schemas.microsoft.com/office/drawing/2014/chartex" xmlns:cx1="http://schemas.microsoft.com/office/drawing/2015/9/8/chartex" xmlns:cx2="http://schemas.microsoft.com/office/drawing/2015/10/21/chartex" xmlns:cx3="http://schemas.microsoft.com/office/drawing/2016/5/9/chartex" xmlns:cx4="http://schemas.microsoft.com/office/drawing/2016/5/10/chartex" xmlns:cx5="http://schemas.microsoft.com/office/drawing/2016/5/11/chartex" xmlns:cx6="http://schemas.microsoft.com/office/drawing/2016/5/12/chartex" xmlns:cx7="http://schemas.microsoft.com/office/drawing/2016/5/13/chartex" xmlns:cx8="http://schemas.microsoft.com/office/drawing/2016/5/14/chartex" xmlns:mc="http://schemas.openxmlformats.org/markup-compatibility/2006" xmlns:aink="http://schemas.microsoft.com/office/drawing/2016/ink" xmlns:am3d="http://schemas.microsoft.com/office/drawing/2017/model3d" xmlns:o="urn:schemas-microsoft-com:office:office" xmlns:oel="http://schemas.microsoft.com/office/2019/extlst" xmlns:r="http://schemas.openxmlformats.org/officeDocument/2006/relationships" xmlns:m="http://schemas.openxmlformats.org/officeDocument/2006/math" xmlns:v="urn:schemas-microsoft-com:vml" xmlns:wp14="http://schemas.microsoft.com/office/word/2010/wordprocessingDrawing" xmlns:wp="http://schemas.openxmlformats.org/drawingml/2006/wordprocessingDrawing" xmlns:w10="urn:schemas-microsoft-com:office:word" xmlns:w="http://schemas.openxmlformats.org/wordprocessingml/2006/main" xmlns:w14="http://schemas.microsoft.com/office/word/2010/wordml" xmlns:w15="http://schemas.microsoft.com/office/word/2012/wordml" xmlns:w16cex="http://schemas.microsoft.com/office/word/2018/wordml/cex" xmlns:w16cid="http://schemas.microsoft.com/office/word/2016/wordml/cid" xmlns:w16="http://schemas.microsoft.com/office/word/2018/wordml" xmlns:w16du="http://schemas.microsoft.com/office/word/2023/wordml/word16du" xmlns:w16sdtdh="http://schemas.microsoft.com/office/word/2020/wordml/sdtdatahash" xmlns:w16sdtfl="http://schemas.microsoft.com/office/word/2024/wordml/sdtformatlock" xmlns:w16se="http://schemas.microsoft.com/office/word/2015/wordml/symex" xmlns:wpg="http://schemas.microsoft.com/office/word/2010/wordprocessingGroup" xmlns:wpi="http://schemas.microsoft.com/office/word/2010/wordprocessingInk" xmlns:wne="http://schemas.microsoft.com/office/word/2006/wordml" xmlns:wps="http://schemas.microsoft.com/office/word/2010/wordprocessingShape" mc:Ignorable="w14 w15 w16se w16cid w16 w16cex w16sdtdh w16sdtfl w16du wp14">
   <w:abstractNum w:abstractNumId="0" w15:restartNumberingAfterBreak="0">
     <w:nsid w:val="05AC52C8"/>
     <w:multiLevelType w:val="hybridMultilevel"/>
@@ -29990,7 +29692,7 @@
 </file>
 
 <file path=word/styles.xml><?xml version="1.0" encoding="utf-8"?>
-<w:styles xmlns:mc="http://schemas.openxmlformats.org/markup-compatibility/2006" xmlns:r="http://schemas.openxmlformats.org/officeDocument/2006/relationships" xmlns:w="http://schemas.openxmlformats.org/wordprocessingml/2006/main" xmlns:w14="http://schemas.microsoft.com/office/word/2010/wordml" xmlns:w15="http://schemas.microsoft.com/office/word/2012/wordml" xmlns:w16cex="http://schemas.microsoft.com/office/word/2018/wordml/cex" xmlns:w16cid="http://schemas.microsoft.com/office/word/2016/wordml/cid" xmlns:w16="http://schemas.microsoft.com/office/word/2018/wordml" xmlns:w16sdtdh="http://schemas.microsoft.com/office/word/2020/wordml/sdtdatahash" xmlns:w16se="http://schemas.microsoft.com/office/word/2015/wordml/symex" mc:Ignorable="w14 w15 w16se w16cid w16 w16cex w16sdtdh">
+<w:styles xmlns:mc="http://schemas.openxmlformats.org/markup-compatibility/2006" xmlns:r="http://schemas.openxmlformats.org/officeDocument/2006/relationships" xmlns:w="http://schemas.openxmlformats.org/wordprocessingml/2006/main" xmlns:w14="http://schemas.microsoft.com/office/word/2010/wordml" xmlns:w15="http://schemas.microsoft.com/office/word/2012/wordml" xmlns:w16cex="http://schemas.microsoft.com/office/word/2018/wordml/cex" xmlns:w16cid="http://schemas.microsoft.com/office/word/2016/wordml/cid" xmlns:w16="http://schemas.microsoft.com/office/word/2018/wordml" xmlns:w16du="http://schemas.microsoft.com/office/word/2023/wordml/word16du" xmlns:w16sdtdh="http://schemas.microsoft.com/office/word/2020/wordml/sdtdatahash" xmlns:w16sdtfl="http://schemas.microsoft.com/office/word/2024/wordml/sdtformatlock" xmlns:w16se="http://schemas.microsoft.com/office/word/2015/wordml/symex" mc:Ignorable="w14 w15 w16se w16cid w16 w16cex w16sdtdh w16sdtfl w16du">
   <w:docDefaults>
     <w:rPrDefault>
       <w:rPr>
@@ -30391,7 +30093,7 @@
       <w:lang w:val="es-MX"/>
     </w:rPr>
   </w:style>
-  <w:style w:type="paragraph" w:styleId="Heading1">
+  <w:style w:type="paragraph" w:styleId="Ttulo1">
     <w:name w:val="heading 1"/>
     <w:basedOn w:val="Normal"/>
     <w:uiPriority w:val="9"/>
@@ -30407,7 +30109,7 @@
       <w:szCs w:val="28"/>
     </w:rPr>
   </w:style>
-  <w:style w:type="paragraph" w:styleId="Heading2">
+  <w:style w:type="paragraph" w:styleId="Ttulo2">
     <w:name w:val="heading 2"/>
     <w:basedOn w:val="Normal"/>
     <w:uiPriority w:val="9"/>
@@ -30426,7 +30128,7 @@
       <w:szCs w:val="24"/>
     </w:rPr>
   </w:style>
-  <w:style w:type="paragraph" w:styleId="Heading3">
+  <w:style w:type="paragraph" w:styleId="Ttulo3">
     <w:name w:val="heading 3"/>
     <w:basedOn w:val="Normal"/>
     <w:uiPriority w:val="9"/>
@@ -30442,7 +30144,7 @@
       <w:szCs w:val="24"/>
     </w:rPr>
   </w:style>
-  <w:style w:type="paragraph" w:styleId="Heading4">
+  <w:style w:type="paragraph" w:styleId="Ttulo4">
     <w:name w:val="heading 4"/>
     <w:basedOn w:val="Normal"/>
     <w:uiPriority w:val="9"/>
@@ -30456,7 +30158,7 @@
       <w:rFonts w:ascii="Arial" w:eastAsia="Arial" w:hAnsi="Arial"/>
     </w:rPr>
   </w:style>
-  <w:style w:type="paragraph" w:styleId="Heading5">
+  <w:style w:type="paragraph" w:styleId="Ttulo5">
     <w:name w:val="heading 5"/>
     <w:basedOn w:val="Normal"/>
     <w:uiPriority w:val="9"/>
@@ -30475,7 +30177,7 @@
       <w:szCs w:val="20"/>
     </w:rPr>
   </w:style>
-  <w:style w:type="paragraph" w:styleId="Heading6">
+  <w:style w:type="paragraph" w:styleId="Ttulo6">
     <w:name w:val="heading 6"/>
     <w:basedOn w:val="Normal"/>
     <w:uiPriority w:val="9"/>
@@ -30494,13 +30196,13 @@
       <w:szCs w:val="18"/>
     </w:rPr>
   </w:style>
-  <w:style w:type="character" w:default="1" w:styleId="DefaultParagraphFont">
+  <w:style w:type="character" w:default="1" w:styleId="Fuentedeprrafopredeter">
     <w:name w:val="Default Paragraph Font"/>
     <w:uiPriority w:val="1"/>
     <w:semiHidden/>
     <w:unhideWhenUsed/>
   </w:style>
-  <w:style w:type="table" w:default="1" w:styleId="TableNormal">
+  <w:style w:type="table" w:default="1" w:styleId="Tablanormal">
     <w:name w:val="Normal Table"/>
     <w:uiPriority w:val="99"/>
     <w:semiHidden/>
@@ -30515,7 +30217,7 @@
       </w:tblCellMar>
     </w:tblPr>
   </w:style>
-  <w:style w:type="numbering" w:default="1" w:styleId="NoList">
+  <w:style w:type="numbering" w:default="1" w:styleId="Sinlista">
     <w:name w:val="No List"/>
     <w:uiPriority w:val="99"/>
     <w:semiHidden/>
@@ -30537,7 +30239,7 @@
       </w:tblCellMar>
     </w:tblPr>
   </w:style>
-  <w:style w:type="paragraph" w:styleId="TOC1">
+  <w:style w:type="paragraph" w:styleId="TDC1">
     <w:name w:val="toc 1"/>
     <w:basedOn w:val="Normal"/>
     <w:uiPriority w:val="1"/>
@@ -30552,7 +30254,7 @@
       <w:szCs w:val="18"/>
     </w:rPr>
   </w:style>
-  <w:style w:type="paragraph" w:styleId="TOC2">
+  <w:style w:type="paragraph" w:styleId="TDC2">
     <w:name w:val="toc 2"/>
     <w:basedOn w:val="Normal"/>
     <w:uiPriority w:val="1"/>
@@ -30568,7 +30270,7 @@
       <w:i/>
     </w:rPr>
   </w:style>
-  <w:style w:type="paragraph" w:styleId="TOC3">
+  <w:style w:type="paragraph" w:styleId="TDC3">
     <w:name w:val="toc 3"/>
     <w:basedOn w:val="Normal"/>
     <w:uiPriority w:val="1"/>
@@ -30583,7 +30285,7 @@
       <w:szCs w:val="18"/>
     </w:rPr>
   </w:style>
-  <w:style w:type="paragraph" w:styleId="BodyText">
+  <w:style w:type="paragraph" w:styleId="Textoindependiente">
     <w:name w:val="Body Text"/>
     <w:basedOn w:val="Normal"/>
     <w:uiPriority w:val="1"/>
@@ -30598,7 +30300,7 @@
       <w:szCs w:val="18"/>
     </w:rPr>
   </w:style>
-  <w:style w:type="paragraph" w:styleId="ListParagraph">
+  <w:style w:type="paragraph" w:styleId="Prrafodelista">
     <w:name w:val="List Paragraph"/>
     <w:basedOn w:val="Normal"/>
     <w:uiPriority w:val="1"/>
@@ -30610,10 +30312,10 @@
     <w:uiPriority w:val="1"/>
     <w:qFormat/>
   </w:style>
-  <w:style w:type="paragraph" w:styleId="Header">
+  <w:style w:type="paragraph" w:styleId="Encabezado">
     <w:name w:val="header"/>
     <w:basedOn w:val="Normal"/>
-    <w:link w:val="HeaderChar"/>
+    <w:link w:val="EncabezadoCar"/>
     <w:uiPriority w:val="99"/>
     <w:unhideWhenUsed/>
     <w:rsid w:val="00541679"/>
@@ -30624,20 +30326,20 @@
       </w:tabs>
     </w:pPr>
   </w:style>
-  <w:style w:type="character" w:customStyle="1" w:styleId="HeaderChar">
-    <w:name w:val="Header Char"/>
-    <w:basedOn w:val="DefaultParagraphFont"/>
-    <w:link w:val="Header"/>
+  <w:style w:type="character" w:customStyle="1" w:styleId="EncabezadoCar">
+    <w:name w:val="Encabezado Car"/>
+    <w:basedOn w:val="Fuentedeprrafopredeter"/>
+    <w:link w:val="Encabezado"/>
     <w:uiPriority w:val="99"/>
     <w:rsid w:val="00541679"/>
     <w:rPr>
       <w:lang w:val="es-MX"/>
     </w:rPr>
   </w:style>
-  <w:style w:type="paragraph" w:styleId="Footer">
+  <w:style w:type="paragraph" w:styleId="Piedepgina">
     <w:name w:val="footer"/>
     <w:basedOn w:val="Normal"/>
-    <w:link w:val="FooterChar"/>
+    <w:link w:val="PiedepginaCar"/>
     <w:uiPriority w:val="99"/>
     <w:unhideWhenUsed/>
     <w:rsid w:val="00541679"/>
@@ -30648,10 +30350,10 @@
       </w:tabs>
     </w:pPr>
   </w:style>
-  <w:style w:type="character" w:customStyle="1" w:styleId="FooterChar">
-    <w:name w:val="Footer Char"/>
-    <w:basedOn w:val="DefaultParagraphFont"/>
-    <w:link w:val="Footer"/>
+  <w:style w:type="character" w:customStyle="1" w:styleId="PiedepginaCar">
+    <w:name w:val="Pie de página Car"/>
+    <w:basedOn w:val="Fuentedeprrafopredeter"/>
+    <w:link w:val="Piedepgina"/>
     <w:uiPriority w:val="99"/>
     <w:rsid w:val="00541679"/>
     <w:rPr>
